--- a/data/03_investment_memo/investment_memo_14.docx
+++ b/data/03_investment_memo/investment_memo_14.docx
@@ -21,6 +21,19 @@
     <w:p>
       <w:r>
         <w:br/>
+        <w:t>方正科技传媒有限公司 是中国 人工智能 行业的重要企业之一。</w:t>
+        <w:br/>
+        <w:t>根据华辰资本 资产配置委员会 的研究，该公司成立于 2019 年，</w:t>
+        <w:br/>
+        <w:t>目前员工规模约 2043 人。公司近年来持续加大研发投入，</w:t>
+        <w:br/>
+        <w:t>在核心技术方面形成了较强的竞争壁垒。</w:t>
+        <w:br/>
+      </w:r>
+    </w:p>
+    <w:p>
+      <w:r>
+        <w:br/>
         <w:t>风险管理部认为，人工智能 行业仍然面临若干</w:t>
         <w:br/>
         <w:t>不确定性因素，包括技术迭代风险、政策变化、</w:t>
@@ -32,29 +45,20 @@
     <w:p>
       <w:r>
         <w:br/>
-        <w:t>从产业链角度看，新能源 行业主要由上游设备厂商、</w:t>
+        <w:t>图龙信息传媒有限公司 是中国 机器人 行业的重要企业之一。</w:t>
         <w:br/>
-        <w:t>中游平台企业以及下游应用厂商组成。</w:t>
+        <w:t>根据华辰资本 资产配置委员会 的研究，该公司成立于 2007 年，</w:t>
         <w:br/>
-        <w:t>九方网络有限公司 主要位于产业链的 上游 环节。</w:t>
+        <w:t>目前员工规模约 2000 人。公司近年来持续加大研发投入，</w:t>
+        <w:br/>
+        <w:t>在核心技术方面形成了较强的竞争壁垒。</w:t>
         <w:br/>
       </w:r>
     </w:p>
     <w:p>
       <w:r>
         <w:br/>
-        <w:t>从产业链角度看，半导体 行业主要由上游设备厂商、</w:t>
-        <w:br/>
-        <w:t>中游平台企业以及下游应用厂商组成。</w:t>
-        <w:br/>
-        <w:t>万迅电脑网络有限公司 主要位于产业链的 上游 环节。</w:t>
-        <w:br/>
-      </w:r>
-    </w:p>
-    <w:p>
-      <w:r>
-        <w:br/>
-        <w:t>风险管理部认为，机器人 行业仍然面临若干</w:t>
+        <w:t>风险管理部认为，消费科技 行业仍然面临若干</w:t>
         <w:br/>
         <w:t>不确定性因素，包括技术迭代风险、政策变化、</w:t>
         <w:br/>
@@ -65,22 +69,9 @@
     <w:p>
       <w:r>
         <w:br/>
-        <w:t>鸿睿思博信息有限公司 是中国 半导体 行业的重要企业之一。</w:t>
+        <w:t>根据内部财务模型测算，联通时科传媒有限公司 在未来三年</w:t>
         <w:br/>
-        <w:t>根据华辰资本 风险管理部 的研究，该公司成立于 2015 年，</w:t>
-        <w:br/>
-        <w:t>目前员工规模约 1207 人。公司近年来持续加大研发投入，</w:t>
-        <w:br/>
-        <w:t>在核心技术方面形成了较强的竞争壁垒。</w:t>
-        <w:br/>
-      </w:r>
-    </w:p>
-    <w:p>
-      <w:r>
-        <w:br/>
-        <w:t>根据内部财务模型测算，兰金电子网络有限公司 在未来三年</w:t>
-        <w:br/>
-        <w:t>收入复合增长率预计可达到 14% 左右。</w:t>
+        <w:t>收入复合增长率预计可达到 22% 左右。</w:t>
         <w:br/>
         <w:t>该预测基于行业需求增长以及公司产能扩张计划。</w:t>
         <w:br/>
@@ -89,762 +80,9 @@
     <w:p>
       <w:r>
         <w:br/>
-        <w:t>东方峻景网络有限公司 是中国 机器人 行业的重要企业之一。</w:t>
-        <w:br/>
-        <w:t>根据华辰资本 量化研究部 的研究，该公司成立于 2020 年，</w:t>
-        <w:br/>
-        <w:t>目前员工规模约 7859 人。公司近年来持续加大研发投入，</w:t>
-        <w:br/>
-        <w:t>在核心技术方面形成了较强的竞争壁垒。</w:t>
-        <w:br/>
-      </w:r>
-    </w:p>
-    <w:p>
-      <w:r>
-        <w:br/>
-        <w:t>根据内部财务模型测算，鸿睿思博网络有限公司 在未来三年</w:t>
-        <w:br/>
-        <w:t>收入复合增长率预计可达到 27% 左右。</w:t>
-        <w:br/>
-        <w:t>该预测基于行业需求增长以及公司产能扩张计划。</w:t>
-        <w:br/>
-      </w:r>
-    </w:p>
-    <w:tbl>
-      <w:tblPr>
-        <w:tblW w:type="auto" w:w="0"/>
-        <w:tblLook w:firstColumn="1" w:firstRow="1" w:lastColumn="0" w:lastRow="0" w:noHBand="0" w:noVBand="1" w:val="04A0"/>
-      </w:tblPr>
-      <w:tblGrid>
-        <w:gridCol w:w="2160"/>
-        <w:gridCol w:w="2160"/>
-        <w:gridCol w:w="2160"/>
-        <w:gridCol w:w="2160"/>
-      </w:tblGrid>
-      <w:tr>
-        <w:tc>
-          <w:tcPr>
-            <w:tcW w:type="dxa" w:w="2160"/>
-          </w:tcPr>
-          <w:p>
-            <w:r>
-              <w:t>公司</w:t>
-            </w:r>
-          </w:p>
-        </w:tc>
-        <w:tc>
-          <w:tcPr>
-            <w:tcW w:type="dxa" w:w="2160"/>
-          </w:tcPr>
-          <w:p>
-            <w:r>
-              <w:t>行业</w:t>
-            </w:r>
-          </w:p>
-        </w:tc>
-        <w:tc>
-          <w:tcPr>
-            <w:tcW w:type="dxa" w:w="2160"/>
-          </w:tcPr>
-          <w:p>
-            <w:r>
-              <w:t>市值</w:t>
-            </w:r>
-          </w:p>
-        </w:tc>
-        <w:tc>
-          <w:tcPr>
-            <w:tcW w:type="dxa" w:w="2160"/>
-          </w:tcPr>
-          <w:p>
-            <w:r>
-              <w:t>增长率</w:t>
-            </w:r>
-          </w:p>
-        </w:tc>
-      </w:tr>
-      <w:tr>
-        <w:tc>
-          <w:tcPr>
-            <w:tcW w:type="dxa" w:w="2160"/>
-          </w:tcPr>
-          <w:p>
-            <w:r>
-              <w:t>迪摩科技有限公司</w:t>
-            </w:r>
-          </w:p>
-        </w:tc>
-        <w:tc>
-          <w:tcPr>
-            <w:tcW w:type="dxa" w:w="2160"/>
-          </w:tcPr>
-          <w:p>
-            <w:r>
-              <w:t>人工智能</w:t>
-            </w:r>
-          </w:p>
-        </w:tc>
-        <w:tc>
-          <w:tcPr>
-            <w:tcW w:type="dxa" w:w="2160"/>
-          </w:tcPr>
-          <w:p>
-            <w:r>
-              <w:t>192亿</w:t>
-            </w:r>
-          </w:p>
-        </w:tc>
-        <w:tc>
-          <w:tcPr>
-            <w:tcW w:type="dxa" w:w="2160"/>
-          </w:tcPr>
-          <w:p>
-            <w:r>
-              <w:t>11%</w:t>
-            </w:r>
-          </w:p>
-        </w:tc>
-      </w:tr>
-      <w:tr>
-        <w:tc>
-          <w:tcPr>
-            <w:tcW w:type="dxa" w:w="2160"/>
-          </w:tcPr>
-          <w:p>
-            <w:r>
-              <w:t>兰金电子网络有限公司</w:t>
-            </w:r>
-          </w:p>
-        </w:tc>
-        <w:tc>
-          <w:tcPr>
-            <w:tcW w:type="dxa" w:w="2160"/>
-          </w:tcPr>
-          <w:p>
-            <w:r>
-              <w:t>消费科技</w:t>
-            </w:r>
-          </w:p>
-        </w:tc>
-        <w:tc>
-          <w:tcPr>
-            <w:tcW w:type="dxa" w:w="2160"/>
-          </w:tcPr>
-          <w:p>
-            <w:r>
-              <w:t>237亿</w:t>
-            </w:r>
-          </w:p>
-        </w:tc>
-        <w:tc>
-          <w:tcPr>
-            <w:tcW w:type="dxa" w:w="2160"/>
-          </w:tcPr>
-          <w:p>
-            <w:r>
-              <w:t>20%</w:t>
-            </w:r>
-          </w:p>
-        </w:tc>
-      </w:tr>
-      <w:tr>
-        <w:tc>
-          <w:tcPr>
-            <w:tcW w:type="dxa" w:w="2160"/>
-          </w:tcPr>
-          <w:p>
-            <w:r>
-              <w:t>九方网络有限公司</w:t>
-            </w:r>
-          </w:p>
-        </w:tc>
-        <w:tc>
-          <w:tcPr>
-            <w:tcW w:type="dxa" w:w="2160"/>
-          </w:tcPr>
-          <w:p>
-            <w:r>
-              <w:t>新能源</w:t>
-            </w:r>
-          </w:p>
-        </w:tc>
-        <w:tc>
-          <w:tcPr>
-            <w:tcW w:type="dxa" w:w="2160"/>
-          </w:tcPr>
-          <w:p>
-            <w:r>
-              <w:t>277亿</w:t>
-            </w:r>
-          </w:p>
-        </w:tc>
-        <w:tc>
-          <w:tcPr>
-            <w:tcW w:type="dxa" w:w="2160"/>
-          </w:tcPr>
-          <w:p>
-            <w:r>
-              <w:t>22%</w:t>
-            </w:r>
-          </w:p>
-        </w:tc>
-      </w:tr>
-      <w:tr>
-        <w:tc>
-          <w:tcPr>
-            <w:tcW w:type="dxa" w:w="2160"/>
-          </w:tcPr>
-          <w:p>
-            <w:r>
-              <w:t>精芯科技有限公司</w:t>
-            </w:r>
-          </w:p>
-        </w:tc>
-        <w:tc>
-          <w:tcPr>
-            <w:tcW w:type="dxa" w:w="2160"/>
-          </w:tcPr>
-          <w:p>
-            <w:r>
-              <w:t>云计算</w:t>
-            </w:r>
-          </w:p>
-        </w:tc>
-        <w:tc>
-          <w:tcPr>
-            <w:tcW w:type="dxa" w:w="2160"/>
-          </w:tcPr>
-          <w:p>
-            <w:r>
-              <w:t>678亿</w:t>
-            </w:r>
-          </w:p>
-        </w:tc>
-        <w:tc>
-          <w:tcPr>
-            <w:tcW w:type="dxa" w:w="2160"/>
-          </w:tcPr>
-          <w:p>
-            <w:r>
-              <w:t>7%</w:t>
-            </w:r>
-          </w:p>
-        </w:tc>
-      </w:tr>
-      <w:tr>
-        <w:tc>
-          <w:tcPr>
-            <w:tcW w:type="dxa" w:w="2160"/>
-          </w:tcPr>
-          <w:p>
-            <w:r>
-              <w:t>创亿网络有限公司</w:t>
-            </w:r>
-          </w:p>
-        </w:tc>
-        <w:tc>
-          <w:tcPr>
-            <w:tcW w:type="dxa" w:w="2160"/>
-          </w:tcPr>
-          <w:p>
-            <w:r>
-              <w:t>云计算</w:t>
-            </w:r>
-          </w:p>
-        </w:tc>
-        <w:tc>
-          <w:tcPr>
-            <w:tcW w:type="dxa" w:w="2160"/>
-          </w:tcPr>
-          <w:p>
-            <w:r>
-              <w:t>564亿</w:t>
-            </w:r>
-          </w:p>
-        </w:tc>
-        <w:tc>
-          <w:tcPr>
-            <w:tcW w:type="dxa" w:w="2160"/>
-          </w:tcPr>
-          <w:p>
-            <w:r>
-              <w:t>28%</w:t>
-            </w:r>
-          </w:p>
-        </w:tc>
-      </w:tr>
-      <w:tr>
-        <w:tc>
-          <w:tcPr>
-            <w:tcW w:type="dxa" w:w="2160"/>
-          </w:tcPr>
-          <w:p>
-            <w:r>
-              <w:t>创汇传媒有限公司</w:t>
-            </w:r>
-          </w:p>
-        </w:tc>
-        <w:tc>
-          <w:tcPr>
-            <w:tcW w:type="dxa" w:w="2160"/>
-          </w:tcPr>
-          <w:p>
-            <w:r>
-              <w:t>新能源</w:t>
-            </w:r>
-          </w:p>
-        </w:tc>
-        <w:tc>
-          <w:tcPr>
-            <w:tcW w:type="dxa" w:w="2160"/>
-          </w:tcPr>
-          <w:p>
-            <w:r>
-              <w:t>763亿</w:t>
-            </w:r>
-          </w:p>
-        </w:tc>
-        <w:tc>
-          <w:tcPr>
-            <w:tcW w:type="dxa" w:w="2160"/>
-          </w:tcPr>
-          <w:p>
-            <w:r>
-              <w:t>19%</w:t>
-            </w:r>
-          </w:p>
-        </w:tc>
-      </w:tr>
-      <w:tr>
-        <w:tc>
-          <w:tcPr>
-            <w:tcW w:type="dxa" w:w="2160"/>
-          </w:tcPr>
-          <w:p>
-            <w:r>
-              <w:t>南康网络有限公司</w:t>
-            </w:r>
-          </w:p>
-        </w:tc>
-        <w:tc>
-          <w:tcPr>
-            <w:tcW w:type="dxa" w:w="2160"/>
-          </w:tcPr>
-          <w:p>
-            <w:r>
-              <w:t>消费科技</w:t>
-            </w:r>
-          </w:p>
-        </w:tc>
-        <w:tc>
-          <w:tcPr>
-            <w:tcW w:type="dxa" w:w="2160"/>
-          </w:tcPr>
-          <w:p>
-            <w:r>
-              <w:t>734亿</w:t>
-            </w:r>
-          </w:p>
-        </w:tc>
-        <w:tc>
-          <w:tcPr>
-            <w:tcW w:type="dxa" w:w="2160"/>
-          </w:tcPr>
-          <w:p>
-            <w:r>
-              <w:t>12%</w:t>
-            </w:r>
-          </w:p>
-        </w:tc>
-      </w:tr>
-      <w:tr>
-        <w:tc>
-          <w:tcPr>
-            <w:tcW w:type="dxa" w:w="2160"/>
-          </w:tcPr>
-          <w:p>
-            <w:r>
-              <w:t>鸿睿思博信息有限公司</w:t>
-            </w:r>
-          </w:p>
-        </w:tc>
-        <w:tc>
-          <w:tcPr>
-            <w:tcW w:type="dxa" w:w="2160"/>
-          </w:tcPr>
-          <w:p>
-            <w:r>
-              <w:t>半导体</w:t>
-            </w:r>
-          </w:p>
-        </w:tc>
-        <w:tc>
-          <w:tcPr>
-            <w:tcW w:type="dxa" w:w="2160"/>
-          </w:tcPr>
-          <w:p>
-            <w:r>
-              <w:t>287亿</w:t>
-            </w:r>
-          </w:p>
-        </w:tc>
-        <w:tc>
-          <w:tcPr>
-            <w:tcW w:type="dxa" w:w="2160"/>
-          </w:tcPr>
-          <w:p>
-            <w:r>
-              <w:t>30%</w:t>
-            </w:r>
-          </w:p>
-        </w:tc>
-      </w:tr>
-      <w:tr>
-        <w:tc>
-          <w:tcPr>
-            <w:tcW w:type="dxa" w:w="2160"/>
-          </w:tcPr>
-          <w:p>
-            <w:r>
-              <w:t>兰金电子网络有限公司</w:t>
-            </w:r>
-          </w:p>
-        </w:tc>
-        <w:tc>
-          <w:tcPr>
-            <w:tcW w:type="dxa" w:w="2160"/>
-          </w:tcPr>
-          <w:p>
-            <w:r>
-              <w:t>消费科技</w:t>
-            </w:r>
-          </w:p>
-        </w:tc>
-        <w:tc>
-          <w:tcPr>
-            <w:tcW w:type="dxa" w:w="2160"/>
-          </w:tcPr>
-          <w:p>
-            <w:r>
-              <w:t>287亿</w:t>
-            </w:r>
-          </w:p>
-        </w:tc>
-        <w:tc>
-          <w:tcPr>
-            <w:tcW w:type="dxa" w:w="2160"/>
-          </w:tcPr>
-          <w:p>
-            <w:r>
-              <w:t>9%</w:t>
-            </w:r>
-          </w:p>
-        </w:tc>
-      </w:tr>
-      <w:tr>
-        <w:tc>
-          <w:tcPr>
-            <w:tcW w:type="dxa" w:w="2160"/>
-          </w:tcPr>
-          <w:p>
-            <w:r>
-              <w:t>快讯网络有限公司</w:t>
-            </w:r>
-          </w:p>
-        </w:tc>
-        <w:tc>
-          <w:tcPr>
-            <w:tcW w:type="dxa" w:w="2160"/>
-          </w:tcPr>
-          <w:p>
-            <w:r>
-              <w:t>新能源</w:t>
-            </w:r>
-          </w:p>
-        </w:tc>
-        <w:tc>
-          <w:tcPr>
-            <w:tcW w:type="dxa" w:w="2160"/>
-          </w:tcPr>
-          <w:p>
-            <w:r>
-              <w:t>788亿</w:t>
-            </w:r>
-          </w:p>
-        </w:tc>
-        <w:tc>
-          <w:tcPr>
-            <w:tcW w:type="dxa" w:w="2160"/>
-          </w:tcPr>
-          <w:p>
-            <w:r>
-              <w:t>6%</w:t>
-            </w:r>
-          </w:p>
-        </w:tc>
-      </w:tr>
-      <w:tr>
-        <w:tc>
-          <w:tcPr>
-            <w:tcW w:type="dxa" w:w="2160"/>
-          </w:tcPr>
-          <w:p>
-            <w:r>
-              <w:t>快讯网络有限公司</w:t>
-            </w:r>
-          </w:p>
-        </w:tc>
-        <w:tc>
-          <w:tcPr>
-            <w:tcW w:type="dxa" w:w="2160"/>
-          </w:tcPr>
-          <w:p>
-            <w:r>
-              <w:t>新能源</w:t>
-            </w:r>
-          </w:p>
-        </w:tc>
-        <w:tc>
-          <w:tcPr>
-            <w:tcW w:type="dxa" w:w="2160"/>
-          </w:tcPr>
-          <w:p>
-            <w:r>
-              <w:t>686亿</w:t>
-            </w:r>
-          </w:p>
-        </w:tc>
-        <w:tc>
-          <w:tcPr>
-            <w:tcW w:type="dxa" w:w="2160"/>
-          </w:tcPr>
-          <w:p>
-            <w:r>
-              <w:t>29%</w:t>
-            </w:r>
-          </w:p>
-        </w:tc>
-      </w:tr>
-      <w:tr>
-        <w:tc>
-          <w:tcPr>
-            <w:tcW w:type="dxa" w:w="2160"/>
-          </w:tcPr>
-          <w:p>
-            <w:r>
-              <w:t>和泰科技有限公司</w:t>
-            </w:r>
-          </w:p>
-        </w:tc>
-        <w:tc>
-          <w:tcPr>
-            <w:tcW w:type="dxa" w:w="2160"/>
-          </w:tcPr>
-          <w:p>
-            <w:r>
-              <w:t>人工智能</w:t>
-            </w:r>
-          </w:p>
-        </w:tc>
-        <w:tc>
-          <w:tcPr>
-            <w:tcW w:type="dxa" w:w="2160"/>
-          </w:tcPr>
-          <w:p>
-            <w:r>
-              <w:t>577亿</w:t>
-            </w:r>
-          </w:p>
-        </w:tc>
-        <w:tc>
-          <w:tcPr>
-            <w:tcW w:type="dxa" w:w="2160"/>
-          </w:tcPr>
-          <w:p>
-            <w:r>
-              <w:t>21%</w:t>
-            </w:r>
-          </w:p>
-        </w:tc>
-      </w:tr>
-      <w:tr>
-        <w:tc>
-          <w:tcPr>
-            <w:tcW w:type="dxa" w:w="2160"/>
-          </w:tcPr>
-          <w:p>
-            <w:r>
-              <w:t>东方峻景网络有限公司</w:t>
-            </w:r>
-          </w:p>
-        </w:tc>
-        <w:tc>
-          <w:tcPr>
-            <w:tcW w:type="dxa" w:w="2160"/>
-          </w:tcPr>
-          <w:p>
-            <w:r>
-              <w:t>机器人</w:t>
-            </w:r>
-          </w:p>
-        </w:tc>
-        <w:tc>
-          <w:tcPr>
-            <w:tcW w:type="dxa" w:w="2160"/>
-          </w:tcPr>
-          <w:p>
-            <w:r>
-              <w:t>766亿</w:t>
-            </w:r>
-          </w:p>
-        </w:tc>
-        <w:tc>
-          <w:tcPr>
-            <w:tcW w:type="dxa" w:w="2160"/>
-          </w:tcPr>
-          <w:p>
-            <w:r>
-              <w:t>16%</w:t>
-            </w:r>
-          </w:p>
-        </w:tc>
-      </w:tr>
-      <w:tr>
-        <w:tc>
-          <w:tcPr>
-            <w:tcW w:type="dxa" w:w="2160"/>
-          </w:tcPr>
-          <w:p>
-            <w:r>
-              <w:t>创亿信息有限公司</w:t>
-            </w:r>
-          </w:p>
-        </w:tc>
-        <w:tc>
-          <w:tcPr>
-            <w:tcW w:type="dxa" w:w="2160"/>
-          </w:tcPr>
-          <w:p>
-            <w:r>
-              <w:t>医疗科技</w:t>
-            </w:r>
-          </w:p>
-        </w:tc>
-        <w:tc>
-          <w:tcPr>
-            <w:tcW w:type="dxa" w:w="2160"/>
-          </w:tcPr>
-          <w:p>
-            <w:r>
-              <w:t>258亿</w:t>
-            </w:r>
-          </w:p>
-        </w:tc>
-        <w:tc>
-          <w:tcPr>
-            <w:tcW w:type="dxa" w:w="2160"/>
-          </w:tcPr>
-          <w:p>
-            <w:r>
-              <w:t>19%</w:t>
-            </w:r>
-          </w:p>
-        </w:tc>
-      </w:tr>
-      <w:tr>
-        <w:tc>
-          <w:tcPr>
-            <w:tcW w:type="dxa" w:w="2160"/>
-          </w:tcPr>
-          <w:p>
-            <w:r>
-              <w:t>浦华众城信息有限公司</w:t>
-            </w:r>
-          </w:p>
-        </w:tc>
-        <w:tc>
-          <w:tcPr>
-            <w:tcW w:type="dxa" w:w="2160"/>
-          </w:tcPr>
-          <w:p>
-            <w:r>
-              <w:t>云计算</w:t>
-            </w:r>
-          </w:p>
-        </w:tc>
-        <w:tc>
-          <w:tcPr>
-            <w:tcW w:type="dxa" w:w="2160"/>
-          </w:tcPr>
-          <w:p>
-            <w:r>
-              <w:t>596亿</w:t>
-            </w:r>
-          </w:p>
-        </w:tc>
-        <w:tc>
-          <w:tcPr>
-            <w:tcW w:type="dxa" w:w="2160"/>
-          </w:tcPr>
-          <w:p>
-            <w:r>
-              <w:t>29%</w:t>
-            </w:r>
-          </w:p>
-        </w:tc>
-      </w:tr>
-    </w:tbl>
-    <w:p>
-      <w:pPr>
-        <w:pStyle w:val="Heading1"/>
-      </w:pPr>
-      <w:r>
-        <w:t>行业分析 2</w:t>
-      </w:r>
-    </w:p>
-    <w:p>
-      <w:r>
-        <w:br/>
-        <w:t>浦华众城信息有限公司 是中国 云计算 行业的重要企业之一。</w:t>
-        <w:br/>
-        <w:t>根据华辰资本 资产配置委员会 的研究，该公司成立于 2015 年，</w:t>
-        <w:br/>
-        <w:t>目前员工规模约 2962 人。公司近年来持续加大研发投入，</w:t>
-        <w:br/>
-        <w:t>在核心技术方面形成了较强的竞争壁垒。</w:t>
-        <w:br/>
-      </w:r>
-    </w:p>
-    <w:p>
-      <w:r>
-        <w:br/>
-        <w:t>根据内部财务模型测算，九方信息有限公司 在未来三年</w:t>
-        <w:br/>
-        <w:t>收入复合增长率预计可达到 21% 左右。</w:t>
-        <w:br/>
-        <w:t>该预测基于行业需求增长以及公司产能扩张计划。</w:t>
-        <w:br/>
-      </w:r>
-    </w:p>
-    <w:p>
-      <w:r>
-        <w:br/>
-        <w:t>创汇传媒有限公司 是中国 新能源 行业的重要企业之一。</w:t>
-        <w:br/>
-        <w:t>根据华辰资本 风险管理部 的研究，该公司成立于 2007 年，</w:t>
-        <w:br/>
-        <w:t>目前员工规模约 7155 人。公司近年来持续加大研发投入，</w:t>
-        <w:br/>
-        <w:t>在核心技术方面形成了较强的竞争壁垒。</w:t>
-        <w:br/>
-      </w:r>
-    </w:p>
-    <w:p>
-      <w:r>
-        <w:br/>
         <w:t>华辰资本旗下的 HC AI Innovation Fund 在最近的资产配置会议中</w:t>
         <w:br/>
-        <w:t>讨论了 医疗科技 行业的投资机会，并对 创亿信息有限公司</w:t>
+        <w:t>讨论了 消费科技 行业的投资机会，并对 联通时科传媒有限公司</w:t>
         <w:br/>
         <w:t>进行了重点评估。</w:t>
         <w:br/>
@@ -853,33 +91,11 @@
     <w:p>
       <w:r>
         <w:br/>
-        <w:t>根据内部财务模型测算，佳禾科技有限公司 在未来三年</w:t>
+        <w:t>根据内部财务模型测算，中建创业科技有限公司 在未来三年</w:t>
         <w:br/>
-        <w:t>收入复合增长率预计可达到 18% 左右。</w:t>
+        <w:t>收入复合增长率预计可达到 12% 左右。</w:t>
         <w:br/>
         <w:t>该预测基于行业需求增长以及公司产能扩张计划。</w:t>
-        <w:br/>
-      </w:r>
-    </w:p>
-    <w:p>
-      <w:r>
-        <w:br/>
-        <w:t>根据内部财务模型测算，迪摩科技有限公司 在未来三年</w:t>
-        <w:br/>
-        <w:t>收入复合增长率预计可达到 11% 左右。</w:t>
-        <w:br/>
-        <w:t>该预测基于行业需求增长以及公司产能扩张计划。</w:t>
-        <w:br/>
-      </w:r>
-    </w:p>
-    <w:p>
-      <w:r>
-        <w:br/>
-        <w:t>华辰资本旗下的 HC Quant Arbitrage Fund 在最近的资产配置会议中</w:t>
-        <w:br/>
-        <w:t>讨论了 消费科技 行业的投资机会，并对 精芯信息有限公司</w:t>
-        <w:br/>
-        <w:t>进行了重点评估。</w:t>
         <w:br/>
       </w:r>
     </w:p>
@@ -954,37 +170,37 @@
           </w:tcPr>
           <w:p>
             <w:r>
-              <w:t>鸿睿思博网络有限公司</w:t>
-            </w:r>
-          </w:p>
-        </w:tc>
-        <w:tc>
-          <w:tcPr>
-            <w:tcW w:type="dxa" w:w="2160"/>
-          </w:tcPr>
-          <w:p>
-            <w:r>
-              <w:t>新能源</w:t>
-            </w:r>
-          </w:p>
-        </w:tc>
-        <w:tc>
-          <w:tcPr>
-            <w:tcW w:type="dxa" w:w="2160"/>
-          </w:tcPr>
-          <w:p>
-            <w:r>
-              <w:t>712亿</w:t>
-            </w:r>
-          </w:p>
-        </w:tc>
-        <w:tc>
-          <w:tcPr>
-            <w:tcW w:type="dxa" w:w="2160"/>
-          </w:tcPr>
-          <w:p>
-            <w:r>
-              <w:t>27%</w:t>
+              <w:t>华泰通安网络有限公司</w:t>
+            </w:r>
+          </w:p>
+        </w:tc>
+        <w:tc>
+          <w:tcPr>
+            <w:tcW w:type="dxa" w:w="2160"/>
+          </w:tcPr>
+          <w:p>
+            <w:r>
+              <w:t>半导体</w:t>
+            </w:r>
+          </w:p>
+        </w:tc>
+        <w:tc>
+          <w:tcPr>
+            <w:tcW w:type="dxa" w:w="2160"/>
+          </w:tcPr>
+          <w:p>
+            <w:r>
+              <w:t>740亿</w:t>
+            </w:r>
+          </w:p>
+        </w:tc>
+        <w:tc>
+          <w:tcPr>
+            <w:tcW w:type="dxa" w:w="2160"/>
+          </w:tcPr>
+          <w:p>
+            <w:r>
+              <w:t>16%</w:t>
             </w:r>
           </w:p>
         </w:tc>
@@ -996,37 +212,37 @@
           </w:tcPr>
           <w:p>
             <w:r>
-              <w:t>银嘉信息有限公司</w:t>
-            </w:r>
-          </w:p>
-        </w:tc>
-        <w:tc>
-          <w:tcPr>
-            <w:tcW w:type="dxa" w:w="2160"/>
-          </w:tcPr>
-          <w:p>
-            <w:r>
-              <w:t>消费科技</w:t>
-            </w:r>
-          </w:p>
-        </w:tc>
-        <w:tc>
-          <w:tcPr>
-            <w:tcW w:type="dxa" w:w="2160"/>
-          </w:tcPr>
-          <w:p>
-            <w:r>
-              <w:t>777亿</w:t>
-            </w:r>
-          </w:p>
-        </w:tc>
-        <w:tc>
-          <w:tcPr>
-            <w:tcW w:type="dxa" w:w="2160"/>
-          </w:tcPr>
-          <w:p>
-            <w:r>
-              <w:t>12%</w:t>
+              <w:t>华成育卓科技有限公司</w:t>
+            </w:r>
+          </w:p>
+        </w:tc>
+        <w:tc>
+          <w:tcPr>
+            <w:tcW w:type="dxa" w:w="2160"/>
+          </w:tcPr>
+          <w:p>
+            <w:r>
+              <w:t>医疗科技</w:t>
+            </w:r>
+          </w:p>
+        </w:tc>
+        <w:tc>
+          <w:tcPr>
+            <w:tcW w:type="dxa" w:w="2160"/>
+          </w:tcPr>
+          <w:p>
+            <w:r>
+              <w:t>611亿</w:t>
+            </w:r>
+          </w:p>
+        </w:tc>
+        <w:tc>
+          <w:tcPr>
+            <w:tcW w:type="dxa" w:w="2160"/>
+          </w:tcPr>
+          <w:p>
+            <w:r>
+              <w:t>23%</w:t>
             </w:r>
           </w:p>
         </w:tc>
@@ -1038,37 +254,37 @@
           </w:tcPr>
           <w:p>
             <w:r>
-              <w:t>万迅电脑网络有限公司</w:t>
-            </w:r>
-          </w:p>
-        </w:tc>
-        <w:tc>
-          <w:tcPr>
-            <w:tcW w:type="dxa" w:w="2160"/>
-          </w:tcPr>
-          <w:p>
-            <w:r>
-              <w:t>半导体</w:t>
-            </w:r>
-          </w:p>
-        </w:tc>
-        <w:tc>
-          <w:tcPr>
-            <w:tcW w:type="dxa" w:w="2160"/>
-          </w:tcPr>
-          <w:p>
-            <w:r>
-              <w:t>478亿</w:t>
-            </w:r>
-          </w:p>
-        </w:tc>
-        <w:tc>
-          <w:tcPr>
-            <w:tcW w:type="dxa" w:w="2160"/>
-          </w:tcPr>
-          <w:p>
-            <w:r>
-              <w:t>24%</w:t>
+              <w:t>天开科技有限公司</w:t>
+            </w:r>
+          </w:p>
+        </w:tc>
+        <w:tc>
+          <w:tcPr>
+            <w:tcW w:type="dxa" w:w="2160"/>
+          </w:tcPr>
+          <w:p>
+            <w:r>
+              <w:t>消费科技</w:t>
+            </w:r>
+          </w:p>
+        </w:tc>
+        <w:tc>
+          <w:tcPr>
+            <w:tcW w:type="dxa" w:w="2160"/>
+          </w:tcPr>
+          <w:p>
+            <w:r>
+              <w:t>291亿</w:t>
+            </w:r>
+          </w:p>
+        </w:tc>
+        <w:tc>
+          <w:tcPr>
+            <w:tcW w:type="dxa" w:w="2160"/>
+          </w:tcPr>
+          <w:p>
+            <w:r>
+              <w:t>29%</w:t>
             </w:r>
           </w:p>
         </w:tc>
@@ -1080,37 +296,37 @@
           </w:tcPr>
           <w:p>
             <w:r>
-              <w:t>南康网络有限公司</w:t>
-            </w:r>
-          </w:p>
-        </w:tc>
-        <w:tc>
-          <w:tcPr>
-            <w:tcW w:type="dxa" w:w="2160"/>
-          </w:tcPr>
-          <w:p>
-            <w:r>
-              <w:t>消费科技</w:t>
-            </w:r>
-          </w:p>
-        </w:tc>
-        <w:tc>
-          <w:tcPr>
-            <w:tcW w:type="dxa" w:w="2160"/>
-          </w:tcPr>
-          <w:p>
-            <w:r>
-              <w:t>706亿</w:t>
-            </w:r>
-          </w:p>
-        </w:tc>
-        <w:tc>
-          <w:tcPr>
-            <w:tcW w:type="dxa" w:w="2160"/>
-          </w:tcPr>
-          <w:p>
-            <w:r>
-              <w:t>19%</w:t>
+              <w:t>华泰通安网络有限公司</w:t>
+            </w:r>
+          </w:p>
+        </w:tc>
+        <w:tc>
+          <w:tcPr>
+            <w:tcW w:type="dxa" w:w="2160"/>
+          </w:tcPr>
+          <w:p>
+            <w:r>
+              <w:t>半导体</w:t>
+            </w:r>
+          </w:p>
+        </w:tc>
+        <w:tc>
+          <w:tcPr>
+            <w:tcW w:type="dxa" w:w="2160"/>
+          </w:tcPr>
+          <w:p>
+            <w:r>
+              <w:t>106亿</w:t>
+            </w:r>
+          </w:p>
+        </w:tc>
+        <w:tc>
+          <w:tcPr>
+            <w:tcW w:type="dxa" w:w="2160"/>
+          </w:tcPr>
+          <w:p>
+            <w:r>
+              <w:t>16%</w:t>
             </w:r>
           </w:p>
         </w:tc>
@@ -1122,37 +338,37 @@
           </w:tcPr>
           <w:p>
             <w:r>
-              <w:t>东方峻景传媒有限公司</w:t>
-            </w:r>
-          </w:p>
-        </w:tc>
-        <w:tc>
-          <w:tcPr>
-            <w:tcW w:type="dxa" w:w="2160"/>
-          </w:tcPr>
-          <w:p>
-            <w:r>
-              <w:t>新能源</w:t>
-            </w:r>
-          </w:p>
-        </w:tc>
-        <w:tc>
-          <w:tcPr>
-            <w:tcW w:type="dxa" w:w="2160"/>
-          </w:tcPr>
-          <w:p>
-            <w:r>
-              <w:t>592亿</w:t>
-            </w:r>
-          </w:p>
-        </w:tc>
-        <w:tc>
-          <w:tcPr>
-            <w:tcW w:type="dxa" w:w="2160"/>
-          </w:tcPr>
-          <w:p>
-            <w:r>
-              <w:t>14%</w:t>
+              <w:t>方正科技信息有限公司</w:t>
+            </w:r>
+          </w:p>
+        </w:tc>
+        <w:tc>
+          <w:tcPr>
+            <w:tcW w:type="dxa" w:w="2160"/>
+          </w:tcPr>
+          <w:p>
+            <w:r>
+              <w:t>消费科技</w:t>
+            </w:r>
+          </w:p>
+        </w:tc>
+        <w:tc>
+          <w:tcPr>
+            <w:tcW w:type="dxa" w:w="2160"/>
+          </w:tcPr>
+          <w:p>
+            <w:r>
+              <w:t>141亿</w:t>
+            </w:r>
+          </w:p>
+        </w:tc>
+        <w:tc>
+          <w:tcPr>
+            <w:tcW w:type="dxa" w:w="2160"/>
+          </w:tcPr>
+          <w:p>
+            <w:r>
+              <w:t>21%</w:t>
             </w:r>
           </w:p>
         </w:tc>
@@ -1164,7 +380,7 @@
           </w:tcPr>
           <w:p>
             <w:r>
-              <w:t>快讯网络有限公司</w:t>
+              <w:t>戴硕电子网络有限公司</w:t>
             </w:r>
           </w:p>
         </w:tc>
@@ -1184,17 +400,17 @@
           </w:tcPr>
           <w:p>
             <w:r>
-              <w:t>480亿</w:t>
-            </w:r>
-          </w:p>
-        </w:tc>
-        <w:tc>
-          <w:tcPr>
-            <w:tcW w:type="dxa" w:w="2160"/>
-          </w:tcPr>
-          <w:p>
-            <w:r>
-              <w:t>25%</w:t>
+              <w:t>428亿</w:t>
+            </w:r>
+          </w:p>
+        </w:tc>
+        <w:tc>
+          <w:tcPr>
+            <w:tcW w:type="dxa" w:w="2160"/>
+          </w:tcPr>
+          <w:p>
+            <w:r>
+              <w:t>19%</w:t>
             </w:r>
           </w:p>
         </w:tc>
@@ -1206,37 +422,37 @@
           </w:tcPr>
           <w:p>
             <w:r>
-              <w:t>东方峻景传媒有限公司</w:t>
-            </w:r>
-          </w:p>
-        </w:tc>
-        <w:tc>
-          <w:tcPr>
-            <w:tcW w:type="dxa" w:w="2160"/>
-          </w:tcPr>
-          <w:p>
-            <w:r>
-              <w:t>新能源</w:t>
-            </w:r>
-          </w:p>
-        </w:tc>
-        <w:tc>
-          <w:tcPr>
-            <w:tcW w:type="dxa" w:w="2160"/>
-          </w:tcPr>
-          <w:p>
-            <w:r>
-              <w:t>588亿</w:t>
-            </w:r>
-          </w:p>
-        </w:tc>
-        <w:tc>
-          <w:tcPr>
-            <w:tcW w:type="dxa" w:w="2160"/>
-          </w:tcPr>
-          <w:p>
-            <w:r>
-              <w:t>20%</w:t>
+              <w:t>华成育卓传媒有限公司</w:t>
+            </w:r>
+          </w:p>
+        </w:tc>
+        <w:tc>
+          <w:tcPr>
+            <w:tcW w:type="dxa" w:w="2160"/>
+          </w:tcPr>
+          <w:p>
+            <w:r>
+              <w:t>人工智能</w:t>
+            </w:r>
+          </w:p>
+        </w:tc>
+        <w:tc>
+          <w:tcPr>
+            <w:tcW w:type="dxa" w:w="2160"/>
+          </w:tcPr>
+          <w:p>
+            <w:r>
+              <w:t>466亿</w:t>
+            </w:r>
+          </w:p>
+        </w:tc>
+        <w:tc>
+          <w:tcPr>
+            <w:tcW w:type="dxa" w:w="2160"/>
+          </w:tcPr>
+          <w:p>
+            <w:r>
+              <w:t>11%</w:t>
             </w:r>
           </w:p>
         </w:tc>
@@ -1248,37 +464,37 @@
           </w:tcPr>
           <w:p>
             <w:r>
-              <w:t>富罳信息有限公司</w:t>
-            </w:r>
-          </w:p>
-        </w:tc>
-        <w:tc>
-          <w:tcPr>
-            <w:tcW w:type="dxa" w:w="2160"/>
-          </w:tcPr>
-          <w:p>
-            <w:r>
-              <w:t>医疗科技</w:t>
-            </w:r>
-          </w:p>
-        </w:tc>
-        <w:tc>
-          <w:tcPr>
-            <w:tcW w:type="dxa" w:w="2160"/>
-          </w:tcPr>
-          <w:p>
-            <w:r>
-              <w:t>438亿</w:t>
-            </w:r>
-          </w:p>
-        </w:tc>
-        <w:tc>
-          <w:tcPr>
-            <w:tcW w:type="dxa" w:w="2160"/>
-          </w:tcPr>
-          <w:p>
-            <w:r>
-              <w:t>15%</w:t>
+              <w:t>明腾传媒有限公司</w:t>
+            </w:r>
+          </w:p>
+        </w:tc>
+        <w:tc>
+          <w:tcPr>
+            <w:tcW w:type="dxa" w:w="2160"/>
+          </w:tcPr>
+          <w:p>
+            <w:r>
+              <w:t>人工智能</w:t>
+            </w:r>
+          </w:p>
+        </w:tc>
+        <w:tc>
+          <w:tcPr>
+            <w:tcW w:type="dxa" w:w="2160"/>
+          </w:tcPr>
+          <w:p>
+            <w:r>
+              <w:t>168亿</w:t>
+            </w:r>
+          </w:p>
+        </w:tc>
+        <w:tc>
+          <w:tcPr>
+            <w:tcW w:type="dxa" w:w="2160"/>
+          </w:tcPr>
+          <w:p>
+            <w:r>
+              <w:t>29%</w:t>
             </w:r>
           </w:p>
         </w:tc>
@@ -1290,37 +506,37 @@
           </w:tcPr>
           <w:p>
             <w:r>
-              <w:t>昊嘉网络有限公司</w:t>
-            </w:r>
-          </w:p>
-        </w:tc>
-        <w:tc>
-          <w:tcPr>
-            <w:tcW w:type="dxa" w:w="2160"/>
-          </w:tcPr>
-          <w:p>
-            <w:r>
-              <w:t>新能源</w:t>
-            </w:r>
-          </w:p>
-        </w:tc>
-        <w:tc>
-          <w:tcPr>
-            <w:tcW w:type="dxa" w:w="2160"/>
-          </w:tcPr>
-          <w:p>
-            <w:r>
-              <w:t>418亿</w:t>
-            </w:r>
-          </w:p>
-        </w:tc>
-        <w:tc>
-          <w:tcPr>
-            <w:tcW w:type="dxa" w:w="2160"/>
-          </w:tcPr>
-          <w:p>
-            <w:r>
-              <w:t>20%</w:t>
+              <w:t>艾提科信科技有限公司</w:t>
+            </w:r>
+          </w:p>
+        </w:tc>
+        <w:tc>
+          <w:tcPr>
+            <w:tcW w:type="dxa" w:w="2160"/>
+          </w:tcPr>
+          <w:p>
+            <w:r>
+              <w:t>云计算</w:t>
+            </w:r>
+          </w:p>
+        </w:tc>
+        <w:tc>
+          <w:tcPr>
+            <w:tcW w:type="dxa" w:w="2160"/>
+          </w:tcPr>
+          <w:p>
+            <w:r>
+              <w:t>479亿</w:t>
+            </w:r>
+          </w:p>
+        </w:tc>
+        <w:tc>
+          <w:tcPr>
+            <w:tcW w:type="dxa" w:w="2160"/>
+          </w:tcPr>
+          <w:p>
+            <w:r>
+              <w:t>8%</w:t>
             </w:r>
           </w:p>
         </w:tc>
@@ -1332,37 +548,37 @@
           </w:tcPr>
           <w:p>
             <w:r>
-              <w:t>和泰科技有限公司</w:t>
-            </w:r>
-          </w:p>
-        </w:tc>
-        <w:tc>
-          <w:tcPr>
-            <w:tcW w:type="dxa" w:w="2160"/>
-          </w:tcPr>
-          <w:p>
-            <w:r>
-              <w:t>人工智能</w:t>
-            </w:r>
-          </w:p>
-        </w:tc>
-        <w:tc>
-          <w:tcPr>
-            <w:tcW w:type="dxa" w:w="2160"/>
-          </w:tcPr>
-          <w:p>
-            <w:r>
-              <w:t>276亿</w:t>
-            </w:r>
-          </w:p>
-        </w:tc>
-        <w:tc>
-          <w:tcPr>
-            <w:tcW w:type="dxa" w:w="2160"/>
-          </w:tcPr>
-          <w:p>
-            <w:r>
-              <w:t>30%</w:t>
+              <w:t>浦华众城网络有限公司</w:t>
+            </w:r>
+          </w:p>
+        </w:tc>
+        <w:tc>
+          <w:tcPr>
+            <w:tcW w:type="dxa" w:w="2160"/>
+          </w:tcPr>
+          <w:p>
+            <w:r>
+              <w:t>新能源</w:t>
+            </w:r>
+          </w:p>
+        </w:tc>
+        <w:tc>
+          <w:tcPr>
+            <w:tcW w:type="dxa" w:w="2160"/>
+          </w:tcPr>
+          <w:p>
+            <w:r>
+              <w:t>524亿</w:t>
+            </w:r>
+          </w:p>
+        </w:tc>
+        <w:tc>
+          <w:tcPr>
+            <w:tcW w:type="dxa" w:w="2160"/>
+          </w:tcPr>
+          <w:p>
+            <w:r>
+              <w:t>19%</w:t>
             </w:r>
           </w:p>
         </w:tc>
@@ -1374,37 +590,37 @@
           </w:tcPr>
           <w:p>
             <w:r>
-              <w:t>国讯网络有限公司</w:t>
-            </w:r>
-          </w:p>
-        </w:tc>
-        <w:tc>
-          <w:tcPr>
-            <w:tcW w:type="dxa" w:w="2160"/>
-          </w:tcPr>
-          <w:p>
-            <w:r>
-              <w:t>云计算</w:t>
-            </w:r>
-          </w:p>
-        </w:tc>
-        <w:tc>
-          <w:tcPr>
-            <w:tcW w:type="dxa" w:w="2160"/>
-          </w:tcPr>
-          <w:p>
-            <w:r>
-              <w:t>532亿</w:t>
-            </w:r>
-          </w:p>
-        </w:tc>
-        <w:tc>
-          <w:tcPr>
-            <w:tcW w:type="dxa" w:w="2160"/>
-          </w:tcPr>
-          <w:p>
-            <w:r>
-              <w:t>6%</w:t>
+              <w:t>巨奥传媒有限公司</w:t>
+            </w:r>
+          </w:p>
+        </w:tc>
+        <w:tc>
+          <w:tcPr>
+            <w:tcW w:type="dxa" w:w="2160"/>
+          </w:tcPr>
+          <w:p>
+            <w:r>
+              <w:t>人工智能</w:t>
+            </w:r>
+          </w:p>
+        </w:tc>
+        <w:tc>
+          <w:tcPr>
+            <w:tcW w:type="dxa" w:w="2160"/>
+          </w:tcPr>
+          <w:p>
+            <w:r>
+              <w:t>312亿</w:t>
+            </w:r>
+          </w:p>
+        </w:tc>
+        <w:tc>
+          <w:tcPr>
+            <w:tcW w:type="dxa" w:w="2160"/>
+          </w:tcPr>
+          <w:p>
+            <w:r>
+              <w:t>26%</w:t>
             </w:r>
           </w:p>
         </w:tc>
@@ -1416,37 +632,37 @@
           </w:tcPr>
           <w:p>
             <w:r>
-              <w:t>艾提科信科技有限公司</w:t>
-            </w:r>
-          </w:p>
-        </w:tc>
-        <w:tc>
-          <w:tcPr>
-            <w:tcW w:type="dxa" w:w="2160"/>
-          </w:tcPr>
-          <w:p>
-            <w:r>
-              <w:t>机器人</w:t>
-            </w:r>
-          </w:p>
-        </w:tc>
-        <w:tc>
-          <w:tcPr>
-            <w:tcW w:type="dxa" w:w="2160"/>
-          </w:tcPr>
-          <w:p>
-            <w:r>
-              <w:t>327亿</w:t>
-            </w:r>
-          </w:p>
-        </w:tc>
-        <w:tc>
-          <w:tcPr>
-            <w:tcW w:type="dxa" w:w="2160"/>
-          </w:tcPr>
-          <w:p>
-            <w:r>
-              <w:t>15%</w:t>
+              <w:t>恩悌网络有限公司</w:t>
+            </w:r>
+          </w:p>
+        </w:tc>
+        <w:tc>
+          <w:tcPr>
+            <w:tcW w:type="dxa" w:w="2160"/>
+          </w:tcPr>
+          <w:p>
+            <w:r>
+              <w:t>新能源</w:t>
+            </w:r>
+          </w:p>
+        </w:tc>
+        <w:tc>
+          <w:tcPr>
+            <w:tcW w:type="dxa" w:w="2160"/>
+          </w:tcPr>
+          <w:p>
+            <w:r>
+              <w:t>603亿</w:t>
+            </w:r>
+          </w:p>
+        </w:tc>
+        <w:tc>
+          <w:tcPr>
+            <w:tcW w:type="dxa" w:w="2160"/>
+          </w:tcPr>
+          <w:p>
+            <w:r>
+              <w:t>22%</w:t>
             </w:r>
           </w:p>
         </w:tc>
@@ -1458,37 +674,37 @@
           </w:tcPr>
           <w:p>
             <w:r>
-              <w:t>兰金电子网络有限公司</w:t>
-            </w:r>
-          </w:p>
-        </w:tc>
-        <w:tc>
-          <w:tcPr>
-            <w:tcW w:type="dxa" w:w="2160"/>
-          </w:tcPr>
-          <w:p>
-            <w:r>
-              <w:t>消费科技</w:t>
-            </w:r>
-          </w:p>
-        </w:tc>
-        <w:tc>
-          <w:tcPr>
-            <w:tcW w:type="dxa" w:w="2160"/>
-          </w:tcPr>
-          <w:p>
-            <w:r>
-              <w:t>401亿</w:t>
-            </w:r>
-          </w:p>
-        </w:tc>
-        <w:tc>
-          <w:tcPr>
-            <w:tcW w:type="dxa" w:w="2160"/>
-          </w:tcPr>
-          <w:p>
-            <w:r>
-              <w:t>6%</w:t>
+              <w:t>方正科技传媒有限公司</w:t>
+            </w:r>
+          </w:p>
+        </w:tc>
+        <w:tc>
+          <w:tcPr>
+            <w:tcW w:type="dxa" w:w="2160"/>
+          </w:tcPr>
+          <w:p>
+            <w:r>
+              <w:t>人工智能</w:t>
+            </w:r>
+          </w:p>
+        </w:tc>
+        <w:tc>
+          <w:tcPr>
+            <w:tcW w:type="dxa" w:w="2160"/>
+          </w:tcPr>
+          <w:p>
+            <w:r>
+              <w:t>432亿</w:t>
+            </w:r>
+          </w:p>
+        </w:tc>
+        <w:tc>
+          <w:tcPr>
+            <w:tcW w:type="dxa" w:w="2160"/>
+          </w:tcPr>
+          <w:p>
+            <w:r>
+              <w:t>29%</w:t>
             </w:r>
           </w:p>
         </w:tc>
@@ -1500,7 +716,7 @@
           </w:tcPr>
           <w:p>
             <w:r>
-              <w:t>南康网络有限公司</w:t>
+              <w:t>昂歌信息信息有限公司</w:t>
             </w:r>
           </w:p>
         </w:tc>
@@ -1520,17 +736,17 @@
           </w:tcPr>
           <w:p>
             <w:r>
-              <w:t>349亿</w:t>
-            </w:r>
-          </w:p>
-        </w:tc>
-        <w:tc>
-          <w:tcPr>
-            <w:tcW w:type="dxa" w:w="2160"/>
-          </w:tcPr>
-          <w:p>
-            <w:r>
-              <w:t>30%</w:t>
+              <w:t>488亿</w:t>
+            </w:r>
+          </w:p>
+        </w:tc>
+        <w:tc>
+          <w:tcPr>
+            <w:tcW w:type="dxa" w:w="2160"/>
+          </w:tcPr>
+          <w:p>
+            <w:r>
+              <w:t>17%</w:t>
             </w:r>
           </w:p>
         </w:tc>
@@ -1542,37 +758,37 @@
           </w:tcPr>
           <w:p>
             <w:r>
-              <w:t>立信电子网络有限公司</w:t>
-            </w:r>
-          </w:p>
-        </w:tc>
-        <w:tc>
-          <w:tcPr>
-            <w:tcW w:type="dxa" w:w="2160"/>
-          </w:tcPr>
-          <w:p>
-            <w:r>
-              <w:t>云计算</w:t>
-            </w:r>
-          </w:p>
-        </w:tc>
-        <w:tc>
-          <w:tcPr>
-            <w:tcW w:type="dxa" w:w="2160"/>
-          </w:tcPr>
-          <w:p>
-            <w:r>
-              <w:t>253亿</w:t>
-            </w:r>
-          </w:p>
-        </w:tc>
-        <w:tc>
-          <w:tcPr>
-            <w:tcW w:type="dxa" w:w="2160"/>
-          </w:tcPr>
-          <w:p>
-            <w:r>
-              <w:t>17%</w:t>
+              <w:t>联软科技有限公司</w:t>
+            </w:r>
+          </w:p>
+        </w:tc>
+        <w:tc>
+          <w:tcPr>
+            <w:tcW w:type="dxa" w:w="2160"/>
+          </w:tcPr>
+          <w:p>
+            <w:r>
+              <w:t>消费科技</w:t>
+            </w:r>
+          </w:p>
+        </w:tc>
+        <w:tc>
+          <w:tcPr>
+            <w:tcW w:type="dxa" w:w="2160"/>
+          </w:tcPr>
+          <w:p>
+            <w:r>
+              <w:t>534亿</w:t>
+            </w:r>
+          </w:p>
+        </w:tc>
+        <w:tc>
+          <w:tcPr>
+            <w:tcW w:type="dxa" w:w="2160"/>
+          </w:tcPr>
+          <w:p>
+            <w:r>
+              <w:t>26%</w:t>
             </w:r>
           </w:p>
         </w:tc>
@@ -1583,15 +799,39 @@
         <w:pStyle w:val="Heading1"/>
       </w:pPr>
       <w:r>
-        <w:t>行业分析 3</w:t>
+        <w:t>行业分析 2</w:t>
       </w:r>
     </w:p>
     <w:p>
       <w:r>
         <w:br/>
-        <w:t>根据内部财务模型测算，国讯网络有限公司 在未来三年</w:t>
+        <w:t>从产业链角度看，人工智能 行业主要由上游设备厂商、</w:t>
         <w:br/>
-        <w:t>收入复合增长率预计可达到 14% 左右。</w:t>
+        <w:t>中游平台企业以及下游应用厂商组成。</w:t>
+        <w:br/>
+        <w:t>巨奥传媒有限公司 主要位于产业链的 下游 环节。</w:t>
+        <w:br/>
+      </w:r>
+    </w:p>
+    <w:p>
+      <w:r>
+        <w:br/>
+        <w:t>飞利信科技有限公司 是中国 人工智能 行业的重要企业之一。</w:t>
+        <w:br/>
+        <w:t>根据华辰资本 风险管理部 的研究，该公司成立于 2018 年，</w:t>
+        <w:br/>
+        <w:t>目前员工规模约 1801 人。公司近年来持续加大研发投入，</w:t>
+        <w:br/>
+        <w:t>在核心技术方面形成了较强的竞争壁垒。</w:t>
+        <w:br/>
+      </w:r>
+    </w:p>
+    <w:p>
+      <w:r>
+        <w:br/>
+        <w:t>根据内部财务模型测算，中建创业科技有限公司 在未来三年</w:t>
+        <w:br/>
+        <w:t>收入复合增长率预计可达到 30% 左右。</w:t>
         <w:br/>
         <w:t>该预测基于行业需求增长以及公司产能扩张计划。</w:t>
         <w:br/>
@@ -1600,9 +840,20 @@
     <w:p>
       <w:r>
         <w:br/>
-        <w:t>华辰资本旗下的 HC Alpha Growth Fund 在最近的资产配置会议中</w:t>
+        <w:t>根据内部财务模型测算，创联世纪信息有限公司 在未来三年</w:t>
         <w:br/>
-        <w:t>讨论了 新能源 行业的投资机会，并对 创汇传媒有限公司</w:t>
+        <w:t>收入复合增长率预计可达到 35% 左右。</w:t>
+        <w:br/>
+        <w:t>该预测基于行业需求增长以及公司产能扩张计划。</w:t>
+        <w:br/>
+      </w:r>
+    </w:p>
+    <w:p>
+      <w:r>
+        <w:br/>
+        <w:t>华辰资本旗下的 HC AI Innovation Fund 在最近的资产配置会议中</w:t>
+        <w:br/>
+        <w:t>讨论了 云计算 行业的投资机会，并对 信诚致远科技有限公司</w:t>
         <w:br/>
         <w:t>进行了重点评估。</w:t>
         <w:br/>
@@ -1611,9 +862,9 @@
     <w:p>
       <w:r>
         <w:br/>
-        <w:t>根据内部财务模型测算，精芯信息有限公司 在未来三年</w:t>
+        <w:t>根据内部财务模型测算，浦华众城网络有限公司 在未来三年</w:t>
         <w:br/>
-        <w:t>收入复合增长率预计可达到 33% 左右。</w:t>
+        <w:t>收入复合增长率预计可达到 31% 左右。</w:t>
         <w:br/>
         <w:t>该预测基于行业需求增长以及公司产能扩张计划。</w:t>
         <w:br/>
@@ -1622,59 +873,22 @@
     <w:p>
       <w:r>
         <w:br/>
-        <w:t>风险管理部认为，云计算 行业仍然面临若干</w:t>
+        <w:t>从产业链角度看，医疗科技 行业主要由上游设备厂商、</w:t>
         <w:br/>
-        <w:t>不确定性因素，包括技术迭代风险、政策变化、</w:t>
+        <w:t>中游平台企业以及下游应用厂商组成。</w:t>
         <w:br/>
-        <w:t>以及市场竞争加剧等问题。</w:t>
+        <w:t>迪摩信息有限公司 主要位于产业链的 中游 环节。</w:t>
         <w:br/>
       </w:r>
     </w:p>
     <w:p>
       <w:r>
         <w:br/>
-        <w:t>万迅电脑网络有限公司 是中国 半导体 行业的重要企业之一。</w:t>
+        <w:t>从产业链角度看，人工智能 行业主要由上游设备厂商、</w:t>
         <w:br/>
-        <w:t>根据华辰资本 量化研究部 的研究，该公司成立于 2019 年，</w:t>
+        <w:t>中游平台企业以及下游应用厂商组成。</w:t>
         <w:br/>
-        <w:t>目前员工规模约 7385 人。公司近年来持续加大研发投入，</w:t>
-        <w:br/>
-        <w:t>在核心技术方面形成了较强的竞争壁垒。</w:t>
-        <w:br/>
-      </w:r>
-    </w:p>
-    <w:p>
-      <w:r>
-        <w:br/>
-        <w:t>风险管理部认为，新能源 行业仍然面临若干</w:t>
-        <w:br/>
-        <w:t>不确定性因素，包括技术迭代风险、政策变化、</w:t>
-        <w:br/>
-        <w:t>以及市场竞争加剧等问题。</w:t>
-        <w:br/>
-      </w:r>
-    </w:p>
-    <w:p>
-      <w:r>
-        <w:br/>
-        <w:t>兰金电子网络有限公司 是中国 消费科技 行业的重要企业之一。</w:t>
-        <w:br/>
-        <w:t>根据华辰资本 风险管理部 的研究，该公司成立于 2006 年，</w:t>
-        <w:br/>
-        <w:t>目前员工规模约 4629 人。公司近年来持续加大研发投入，</w:t>
-        <w:br/>
-        <w:t>在核心技术方面形成了较强的竞争壁垒。</w:t>
-        <w:br/>
-      </w:r>
-    </w:p>
-    <w:p>
-      <w:r>
-        <w:br/>
-        <w:t>根据内部财务模型测算，和泰科技有限公司 在未来三年</w:t>
-        <w:br/>
-        <w:t>收入复合增长率预计可达到 33% 左右。</w:t>
-        <w:br/>
-        <w:t>该预测基于行业需求增长以及公司产能扩张计划。</w:t>
+        <w:t>惠派国际公司科技有限公司 主要位于产业链的 上游 环节。</w:t>
         <w:br/>
       </w:r>
     </w:p>
@@ -1738,7 +952,7 @@
           </w:tcPr>
           <w:p>
             <w:r>
-              <w:t>和泰科技有限公司</w:t>
+              <w:t>明腾传媒有限公司</w:t>
             </w:r>
           </w:p>
         </w:tc>
@@ -1758,17 +972,17 @@
           </w:tcPr>
           <w:p>
             <w:r>
-              <w:t>732亿</w:t>
-            </w:r>
-          </w:p>
-        </w:tc>
-        <w:tc>
-          <w:tcPr>
-            <w:tcW w:type="dxa" w:w="2160"/>
-          </w:tcPr>
-          <w:p>
-            <w:r>
-              <w:t>12%</w:t>
+              <w:t>521亿</w:t>
+            </w:r>
+          </w:p>
+        </w:tc>
+        <w:tc>
+          <w:tcPr>
+            <w:tcW w:type="dxa" w:w="2160"/>
+          </w:tcPr>
+          <w:p>
+            <w:r>
+              <w:t>14%</w:t>
             </w:r>
           </w:p>
         </w:tc>
@@ -1780,7 +994,7 @@
           </w:tcPr>
           <w:p>
             <w:r>
-              <w:t>凌云网络有限公司</w:t>
+              <w:t>华成育卓科技有限公司</w:t>
             </w:r>
           </w:p>
         </w:tc>
@@ -1800,17 +1014,17 @@
           </w:tcPr>
           <w:p>
             <w:r>
-              <w:t>339亿</w:t>
-            </w:r>
-          </w:p>
-        </w:tc>
-        <w:tc>
-          <w:tcPr>
-            <w:tcW w:type="dxa" w:w="2160"/>
-          </w:tcPr>
-          <w:p>
-            <w:r>
-              <w:t>30%</w:t>
+              <w:t>178亿</w:t>
+            </w:r>
+          </w:p>
+        </w:tc>
+        <w:tc>
+          <w:tcPr>
+            <w:tcW w:type="dxa" w:w="2160"/>
+          </w:tcPr>
+          <w:p>
+            <w:r>
+              <w:t>14%</w:t>
             </w:r>
           </w:p>
         </w:tc>
@@ -1822,37 +1036,37 @@
           </w:tcPr>
           <w:p>
             <w:r>
-              <w:t>浦华众城信息有限公司</w:t>
-            </w:r>
-          </w:p>
-        </w:tc>
-        <w:tc>
-          <w:tcPr>
-            <w:tcW w:type="dxa" w:w="2160"/>
-          </w:tcPr>
-          <w:p>
-            <w:r>
-              <w:t>云计算</w:t>
-            </w:r>
-          </w:p>
-        </w:tc>
-        <w:tc>
-          <w:tcPr>
-            <w:tcW w:type="dxa" w:w="2160"/>
-          </w:tcPr>
-          <w:p>
-            <w:r>
-              <w:t>393亿</w:t>
-            </w:r>
-          </w:p>
-        </w:tc>
-        <w:tc>
-          <w:tcPr>
-            <w:tcW w:type="dxa" w:w="2160"/>
-          </w:tcPr>
-          <w:p>
-            <w:r>
-              <w:t>16%</w:t>
+              <w:t>恩悌网络有限公司</w:t>
+            </w:r>
+          </w:p>
+        </w:tc>
+        <w:tc>
+          <w:tcPr>
+            <w:tcW w:type="dxa" w:w="2160"/>
+          </w:tcPr>
+          <w:p>
+            <w:r>
+              <w:t>新能源</w:t>
+            </w:r>
+          </w:p>
+        </w:tc>
+        <w:tc>
+          <w:tcPr>
+            <w:tcW w:type="dxa" w:w="2160"/>
+          </w:tcPr>
+          <w:p>
+            <w:r>
+              <w:t>630亿</w:t>
+            </w:r>
+          </w:p>
+        </w:tc>
+        <w:tc>
+          <w:tcPr>
+            <w:tcW w:type="dxa" w:w="2160"/>
+          </w:tcPr>
+          <w:p>
+            <w:r>
+              <w:t>23%</w:t>
             </w:r>
           </w:p>
         </w:tc>
@@ -1864,7 +1078,7 @@
           </w:tcPr>
           <w:p>
             <w:r>
-              <w:t>雨林木风计算机网络有限公司</w:t>
+              <w:t>迪摩信息有限公司</w:t>
             </w:r>
           </w:p>
         </w:tc>
@@ -1884,17 +1098,17 @@
           </w:tcPr>
           <w:p>
             <w:r>
-              <w:t>460亿</w:t>
-            </w:r>
-          </w:p>
-        </w:tc>
-        <w:tc>
-          <w:tcPr>
-            <w:tcW w:type="dxa" w:w="2160"/>
-          </w:tcPr>
-          <w:p>
-            <w:r>
-              <w:t>29%</w:t>
+              <w:t>461亿</w:t>
+            </w:r>
+          </w:p>
+        </w:tc>
+        <w:tc>
+          <w:tcPr>
+            <w:tcW w:type="dxa" w:w="2160"/>
+          </w:tcPr>
+          <w:p>
+            <w:r>
+              <w:t>12%</w:t>
             </w:r>
           </w:p>
         </w:tc>
@@ -1906,37 +1120,37 @@
           </w:tcPr>
           <w:p>
             <w:r>
-              <w:t>雨林木风计算机科技有限公司</w:t>
-            </w:r>
-          </w:p>
-        </w:tc>
-        <w:tc>
-          <w:tcPr>
-            <w:tcW w:type="dxa" w:w="2160"/>
-          </w:tcPr>
-          <w:p>
-            <w:r>
-              <w:t>人工智能</w:t>
-            </w:r>
-          </w:p>
-        </w:tc>
-        <w:tc>
-          <w:tcPr>
-            <w:tcW w:type="dxa" w:w="2160"/>
-          </w:tcPr>
-          <w:p>
-            <w:r>
-              <w:t>172亿</w:t>
-            </w:r>
-          </w:p>
-        </w:tc>
-        <w:tc>
-          <w:tcPr>
-            <w:tcW w:type="dxa" w:w="2160"/>
-          </w:tcPr>
-          <w:p>
-            <w:r>
-              <w:t>25%</w:t>
+              <w:t>信诚致远科技有限公司</w:t>
+            </w:r>
+          </w:p>
+        </w:tc>
+        <w:tc>
+          <w:tcPr>
+            <w:tcW w:type="dxa" w:w="2160"/>
+          </w:tcPr>
+          <w:p>
+            <w:r>
+              <w:t>云计算</w:t>
+            </w:r>
+          </w:p>
+        </w:tc>
+        <w:tc>
+          <w:tcPr>
+            <w:tcW w:type="dxa" w:w="2160"/>
+          </w:tcPr>
+          <w:p>
+            <w:r>
+              <w:t>549亿</w:t>
+            </w:r>
+          </w:p>
+        </w:tc>
+        <w:tc>
+          <w:tcPr>
+            <w:tcW w:type="dxa" w:w="2160"/>
+          </w:tcPr>
+          <w:p>
+            <w:r>
+              <w:t>29%</w:t>
             </w:r>
           </w:p>
         </w:tc>
@@ -1948,37 +1162,37 @@
           </w:tcPr>
           <w:p>
             <w:r>
-              <w:t>创亿信息有限公司</w:t>
-            </w:r>
-          </w:p>
-        </w:tc>
-        <w:tc>
-          <w:tcPr>
-            <w:tcW w:type="dxa" w:w="2160"/>
-          </w:tcPr>
-          <w:p>
-            <w:r>
-              <w:t>医疗科技</w:t>
-            </w:r>
-          </w:p>
-        </w:tc>
-        <w:tc>
-          <w:tcPr>
-            <w:tcW w:type="dxa" w:w="2160"/>
-          </w:tcPr>
-          <w:p>
-            <w:r>
-              <w:t>502亿</w:t>
-            </w:r>
-          </w:p>
-        </w:tc>
-        <w:tc>
-          <w:tcPr>
-            <w:tcW w:type="dxa" w:w="2160"/>
-          </w:tcPr>
-          <w:p>
-            <w:r>
-              <w:t>30%</w:t>
+              <w:t>信诚致远网络有限公司</w:t>
+            </w:r>
+          </w:p>
+        </w:tc>
+        <w:tc>
+          <w:tcPr>
+            <w:tcW w:type="dxa" w:w="2160"/>
+          </w:tcPr>
+          <w:p>
+            <w:r>
+              <w:t>半导体</w:t>
+            </w:r>
+          </w:p>
+        </w:tc>
+        <w:tc>
+          <w:tcPr>
+            <w:tcW w:type="dxa" w:w="2160"/>
+          </w:tcPr>
+          <w:p>
+            <w:r>
+              <w:t>608亿</w:t>
+            </w:r>
+          </w:p>
+        </w:tc>
+        <w:tc>
+          <w:tcPr>
+            <w:tcW w:type="dxa" w:w="2160"/>
+          </w:tcPr>
+          <w:p>
+            <w:r>
+              <w:t>13%</w:t>
             </w:r>
           </w:p>
         </w:tc>
@@ -1990,37 +1204,37 @@
           </w:tcPr>
           <w:p>
             <w:r>
-              <w:t>天益科技有限公司</w:t>
-            </w:r>
-          </w:p>
-        </w:tc>
-        <w:tc>
-          <w:tcPr>
-            <w:tcW w:type="dxa" w:w="2160"/>
-          </w:tcPr>
-          <w:p>
-            <w:r>
-              <w:t>半导体</w:t>
-            </w:r>
-          </w:p>
-        </w:tc>
-        <w:tc>
-          <w:tcPr>
-            <w:tcW w:type="dxa" w:w="2160"/>
-          </w:tcPr>
-          <w:p>
-            <w:r>
-              <w:t>793亿</w:t>
-            </w:r>
-          </w:p>
-        </w:tc>
-        <w:tc>
-          <w:tcPr>
-            <w:tcW w:type="dxa" w:w="2160"/>
-          </w:tcPr>
-          <w:p>
-            <w:r>
-              <w:t>8%</w:t>
+              <w:t>华成育卓传媒有限公司</w:t>
+            </w:r>
+          </w:p>
+        </w:tc>
+        <w:tc>
+          <w:tcPr>
+            <w:tcW w:type="dxa" w:w="2160"/>
+          </w:tcPr>
+          <w:p>
+            <w:r>
+              <w:t>人工智能</w:t>
+            </w:r>
+          </w:p>
+        </w:tc>
+        <w:tc>
+          <w:tcPr>
+            <w:tcW w:type="dxa" w:w="2160"/>
+          </w:tcPr>
+          <w:p>
+            <w:r>
+              <w:t>672亿</w:t>
+            </w:r>
+          </w:p>
+        </w:tc>
+        <w:tc>
+          <w:tcPr>
+            <w:tcW w:type="dxa" w:w="2160"/>
+          </w:tcPr>
+          <w:p>
+            <w:r>
+              <w:t>19%</w:t>
             </w:r>
           </w:p>
         </w:tc>
@@ -2032,37 +1246,37 @@
           </w:tcPr>
           <w:p>
             <w:r>
-              <w:t>佳禾科技有限公司</w:t>
-            </w:r>
-          </w:p>
-        </w:tc>
-        <w:tc>
-          <w:tcPr>
-            <w:tcW w:type="dxa" w:w="2160"/>
-          </w:tcPr>
-          <w:p>
-            <w:r>
-              <w:t>半导体</w:t>
-            </w:r>
-          </w:p>
-        </w:tc>
-        <w:tc>
-          <w:tcPr>
-            <w:tcW w:type="dxa" w:w="2160"/>
-          </w:tcPr>
-          <w:p>
-            <w:r>
-              <w:t>307亿</w:t>
-            </w:r>
-          </w:p>
-        </w:tc>
-        <w:tc>
-          <w:tcPr>
-            <w:tcW w:type="dxa" w:w="2160"/>
-          </w:tcPr>
-          <w:p>
-            <w:r>
-              <w:t>7%</w:t>
+              <w:t>毕博诚信息有限公司</w:t>
+            </w:r>
+          </w:p>
+        </w:tc>
+        <w:tc>
+          <w:tcPr>
+            <w:tcW w:type="dxa" w:w="2160"/>
+          </w:tcPr>
+          <w:p>
+            <w:r>
+              <w:t>机器人</w:t>
+            </w:r>
+          </w:p>
+        </w:tc>
+        <w:tc>
+          <w:tcPr>
+            <w:tcW w:type="dxa" w:w="2160"/>
+          </w:tcPr>
+          <w:p>
+            <w:r>
+              <w:t>108亿</w:t>
+            </w:r>
+          </w:p>
+        </w:tc>
+        <w:tc>
+          <w:tcPr>
+            <w:tcW w:type="dxa" w:w="2160"/>
+          </w:tcPr>
+          <w:p>
+            <w:r>
+              <w:t>9%</w:t>
             </w:r>
           </w:p>
         </w:tc>
@@ -2074,37 +1288,37 @@
           </w:tcPr>
           <w:p>
             <w:r>
-              <w:t>创亿网络有限公司</w:t>
-            </w:r>
-          </w:p>
-        </w:tc>
-        <w:tc>
-          <w:tcPr>
-            <w:tcW w:type="dxa" w:w="2160"/>
-          </w:tcPr>
-          <w:p>
-            <w:r>
-              <w:t>云计算</w:t>
-            </w:r>
-          </w:p>
-        </w:tc>
-        <w:tc>
-          <w:tcPr>
-            <w:tcW w:type="dxa" w:w="2160"/>
-          </w:tcPr>
-          <w:p>
-            <w:r>
-              <w:t>128亿</w:t>
-            </w:r>
-          </w:p>
-        </w:tc>
-        <w:tc>
-          <w:tcPr>
-            <w:tcW w:type="dxa" w:w="2160"/>
-          </w:tcPr>
-          <w:p>
-            <w:r>
-              <w:t>27%</w:t>
+              <w:t>华泰通安传媒有限公司</w:t>
+            </w:r>
+          </w:p>
+        </w:tc>
+        <w:tc>
+          <w:tcPr>
+            <w:tcW w:type="dxa" w:w="2160"/>
+          </w:tcPr>
+          <w:p>
+            <w:r>
+              <w:t>消费科技</w:t>
+            </w:r>
+          </w:p>
+        </w:tc>
+        <w:tc>
+          <w:tcPr>
+            <w:tcW w:type="dxa" w:w="2160"/>
+          </w:tcPr>
+          <w:p>
+            <w:r>
+              <w:t>278亿</w:t>
+            </w:r>
+          </w:p>
+        </w:tc>
+        <w:tc>
+          <w:tcPr>
+            <w:tcW w:type="dxa" w:w="2160"/>
+          </w:tcPr>
+          <w:p>
+            <w:r>
+              <w:t>11%</w:t>
             </w:r>
           </w:p>
         </w:tc>
@@ -2116,37 +1330,37 @@
           </w:tcPr>
           <w:p>
             <w:r>
-              <w:t>信诚致远传媒有限公司</w:t>
-            </w:r>
-          </w:p>
-        </w:tc>
-        <w:tc>
-          <w:tcPr>
-            <w:tcW w:type="dxa" w:w="2160"/>
-          </w:tcPr>
-          <w:p>
-            <w:r>
-              <w:t>人工智能</w:t>
-            </w:r>
-          </w:p>
-        </w:tc>
-        <w:tc>
-          <w:tcPr>
-            <w:tcW w:type="dxa" w:w="2160"/>
-          </w:tcPr>
-          <w:p>
-            <w:r>
-              <w:t>584亿</w:t>
-            </w:r>
-          </w:p>
-        </w:tc>
-        <w:tc>
-          <w:tcPr>
-            <w:tcW w:type="dxa" w:w="2160"/>
-          </w:tcPr>
-          <w:p>
-            <w:r>
-              <w:t>16%</w:t>
+              <w:t>中建创业科技有限公司</w:t>
+            </w:r>
+          </w:p>
+        </w:tc>
+        <w:tc>
+          <w:tcPr>
+            <w:tcW w:type="dxa" w:w="2160"/>
+          </w:tcPr>
+          <w:p>
+            <w:r>
+              <w:t>半导体</w:t>
+            </w:r>
+          </w:p>
+        </w:tc>
+        <w:tc>
+          <w:tcPr>
+            <w:tcW w:type="dxa" w:w="2160"/>
+          </w:tcPr>
+          <w:p>
+            <w:r>
+              <w:t>786亿</w:t>
+            </w:r>
+          </w:p>
+        </w:tc>
+        <w:tc>
+          <w:tcPr>
+            <w:tcW w:type="dxa" w:w="2160"/>
+          </w:tcPr>
+          <w:p>
+            <w:r>
+              <w:t>26%</w:t>
             </w:r>
           </w:p>
         </w:tc>
@@ -2158,7 +1372,7 @@
           </w:tcPr>
           <w:p>
             <w:r>
-              <w:t>创亿网络有限公司</w:t>
+              <w:t>良诺科技有限公司</w:t>
             </w:r>
           </w:p>
         </w:tc>
@@ -2178,17 +1392,17 @@
           </w:tcPr>
           <w:p>
             <w:r>
-              <w:t>216亿</w:t>
-            </w:r>
-          </w:p>
-        </w:tc>
-        <w:tc>
-          <w:tcPr>
-            <w:tcW w:type="dxa" w:w="2160"/>
-          </w:tcPr>
-          <w:p>
-            <w:r>
-              <w:t>17%</w:t>
+              <w:t>393亿</w:t>
+            </w:r>
+          </w:p>
+        </w:tc>
+        <w:tc>
+          <w:tcPr>
+            <w:tcW w:type="dxa" w:w="2160"/>
+          </w:tcPr>
+          <w:p>
+            <w:r>
+              <w:t>6%</w:t>
             </w:r>
           </w:p>
         </w:tc>
@@ -2200,37 +1414,37 @@
           </w:tcPr>
           <w:p>
             <w:r>
-              <w:t>信诚致远传媒有限公司</w:t>
-            </w:r>
-          </w:p>
-        </w:tc>
-        <w:tc>
-          <w:tcPr>
-            <w:tcW w:type="dxa" w:w="2160"/>
-          </w:tcPr>
-          <w:p>
-            <w:r>
-              <w:t>人工智能</w:t>
-            </w:r>
-          </w:p>
-        </w:tc>
-        <w:tc>
-          <w:tcPr>
-            <w:tcW w:type="dxa" w:w="2160"/>
-          </w:tcPr>
-          <w:p>
-            <w:r>
-              <w:t>744亿</w:t>
-            </w:r>
-          </w:p>
-        </w:tc>
-        <w:tc>
-          <w:tcPr>
-            <w:tcW w:type="dxa" w:w="2160"/>
-          </w:tcPr>
-          <w:p>
-            <w:r>
-              <w:t>23%</w:t>
+              <w:t>泰麒麟网络有限公司</w:t>
+            </w:r>
+          </w:p>
+        </w:tc>
+        <w:tc>
+          <w:tcPr>
+            <w:tcW w:type="dxa" w:w="2160"/>
+          </w:tcPr>
+          <w:p>
+            <w:r>
+              <w:t>云计算</w:t>
+            </w:r>
+          </w:p>
+        </w:tc>
+        <w:tc>
+          <w:tcPr>
+            <w:tcW w:type="dxa" w:w="2160"/>
+          </w:tcPr>
+          <w:p>
+            <w:r>
+              <w:t>745亿</w:t>
+            </w:r>
+          </w:p>
+        </w:tc>
+        <w:tc>
+          <w:tcPr>
+            <w:tcW w:type="dxa" w:w="2160"/>
+          </w:tcPr>
+          <w:p>
+            <w:r>
+              <w:t>18%</w:t>
             </w:r>
           </w:p>
         </w:tc>
@@ -2242,37 +1456,37 @@
           </w:tcPr>
           <w:p>
             <w:r>
-              <w:t>创汇传媒有限公司</w:t>
-            </w:r>
-          </w:p>
-        </w:tc>
-        <w:tc>
-          <w:tcPr>
-            <w:tcW w:type="dxa" w:w="2160"/>
-          </w:tcPr>
-          <w:p>
-            <w:r>
-              <w:t>新能源</w:t>
-            </w:r>
-          </w:p>
-        </w:tc>
-        <w:tc>
-          <w:tcPr>
-            <w:tcW w:type="dxa" w:w="2160"/>
-          </w:tcPr>
-          <w:p>
-            <w:r>
-              <w:t>612亿</w:t>
-            </w:r>
-          </w:p>
-        </w:tc>
-        <w:tc>
-          <w:tcPr>
-            <w:tcW w:type="dxa" w:w="2160"/>
-          </w:tcPr>
-          <w:p>
-            <w:r>
-              <w:t>21%</w:t>
+              <w:t>方正科技信息有限公司</w:t>
+            </w:r>
+          </w:p>
+        </w:tc>
+        <w:tc>
+          <w:tcPr>
+            <w:tcW w:type="dxa" w:w="2160"/>
+          </w:tcPr>
+          <w:p>
+            <w:r>
+              <w:t>消费科技</w:t>
+            </w:r>
+          </w:p>
+        </w:tc>
+        <w:tc>
+          <w:tcPr>
+            <w:tcW w:type="dxa" w:w="2160"/>
+          </w:tcPr>
+          <w:p>
+            <w:r>
+              <w:t>394亿</w:t>
+            </w:r>
+          </w:p>
+        </w:tc>
+        <w:tc>
+          <w:tcPr>
+            <w:tcW w:type="dxa" w:w="2160"/>
+          </w:tcPr>
+          <w:p>
+            <w:r>
+              <w:t>25%</w:t>
             </w:r>
           </w:p>
         </w:tc>
@@ -2284,37 +1498,37 @@
           </w:tcPr>
           <w:p>
             <w:r>
-              <w:t>鸿睿思博网络有限公司</w:t>
-            </w:r>
-          </w:p>
-        </w:tc>
-        <w:tc>
-          <w:tcPr>
-            <w:tcW w:type="dxa" w:w="2160"/>
-          </w:tcPr>
-          <w:p>
-            <w:r>
-              <w:t>新能源</w:t>
-            </w:r>
-          </w:p>
-        </w:tc>
-        <w:tc>
-          <w:tcPr>
-            <w:tcW w:type="dxa" w:w="2160"/>
-          </w:tcPr>
-          <w:p>
-            <w:r>
-              <w:t>223亿</w:t>
-            </w:r>
-          </w:p>
-        </w:tc>
-        <w:tc>
-          <w:tcPr>
-            <w:tcW w:type="dxa" w:w="2160"/>
-          </w:tcPr>
-          <w:p>
-            <w:r>
-              <w:t>12%</w:t>
+              <w:t>精芯信息有限公司</w:t>
+            </w:r>
+          </w:p>
+        </w:tc>
+        <w:tc>
+          <w:tcPr>
+            <w:tcW w:type="dxa" w:w="2160"/>
+          </w:tcPr>
+          <w:p>
+            <w:r>
+              <w:t>半导体</w:t>
+            </w:r>
+          </w:p>
+        </w:tc>
+        <w:tc>
+          <w:tcPr>
+            <w:tcW w:type="dxa" w:w="2160"/>
+          </w:tcPr>
+          <w:p>
+            <w:r>
+              <w:t>774亿</w:t>
+            </w:r>
+          </w:p>
+        </w:tc>
+        <w:tc>
+          <w:tcPr>
+            <w:tcW w:type="dxa" w:w="2160"/>
+          </w:tcPr>
+          <w:p>
+            <w:r>
+              <w:t>23%</w:t>
             </w:r>
           </w:p>
         </w:tc>
@@ -2326,37 +1540,37 @@
           </w:tcPr>
           <w:p>
             <w:r>
-              <w:t>南康网络有限公司</w:t>
-            </w:r>
-          </w:p>
-        </w:tc>
-        <w:tc>
-          <w:tcPr>
-            <w:tcW w:type="dxa" w:w="2160"/>
-          </w:tcPr>
-          <w:p>
-            <w:r>
-              <w:t>消费科技</w:t>
-            </w:r>
-          </w:p>
-        </w:tc>
-        <w:tc>
-          <w:tcPr>
-            <w:tcW w:type="dxa" w:w="2160"/>
-          </w:tcPr>
-          <w:p>
-            <w:r>
-              <w:t>446亿</w:t>
-            </w:r>
-          </w:p>
-        </w:tc>
-        <w:tc>
-          <w:tcPr>
-            <w:tcW w:type="dxa" w:w="2160"/>
-          </w:tcPr>
-          <w:p>
-            <w:r>
-              <w:t>18%</w:t>
+              <w:t>信诚致远科技有限公司</w:t>
+            </w:r>
+          </w:p>
+        </w:tc>
+        <w:tc>
+          <w:tcPr>
+            <w:tcW w:type="dxa" w:w="2160"/>
+          </w:tcPr>
+          <w:p>
+            <w:r>
+              <w:t>云计算</w:t>
+            </w:r>
+          </w:p>
+        </w:tc>
+        <w:tc>
+          <w:tcPr>
+            <w:tcW w:type="dxa" w:w="2160"/>
+          </w:tcPr>
+          <w:p>
+            <w:r>
+              <w:t>693亿</w:t>
+            </w:r>
+          </w:p>
+        </w:tc>
+        <w:tc>
+          <w:tcPr>
+            <w:tcW w:type="dxa" w:w="2160"/>
+          </w:tcPr>
+          <w:p>
+            <w:r>
+              <w:t>23%</w:t>
             </w:r>
           </w:p>
         </w:tc>
@@ -2367,37 +1581,13 @@
         <w:pStyle w:val="Heading1"/>
       </w:pPr>
       <w:r>
-        <w:t>行业分析 4</w:t>
+        <w:t>行业分析 3</w:t>
       </w:r>
     </w:p>
     <w:p>
       <w:r>
         <w:br/>
-        <w:t>浦华众城科技有限公司 是中国 半导体 行业的重要企业之一。</w:t>
-        <w:br/>
-        <w:t>根据华辰资本 投资策略部 的研究，该公司成立于 2015 年，</w:t>
-        <w:br/>
-        <w:t>目前员工规模约 273 人。公司近年来持续加大研发投入，</w:t>
-        <w:br/>
-        <w:t>在核心技术方面形成了较强的竞争壁垒。</w:t>
-        <w:br/>
-      </w:r>
-    </w:p>
-    <w:p>
-      <w:r>
-        <w:br/>
-        <w:t>从产业链角度看，人工智能 行业主要由上游设备厂商、</w:t>
-        <w:br/>
-        <w:t>中游平台企业以及下游应用厂商组成。</w:t>
-        <w:br/>
-        <w:t>雨林木风计算机科技有限公司 主要位于产业链的 中游 环节。</w:t>
-        <w:br/>
-      </w:r>
-    </w:p>
-    <w:p>
-      <w:r>
-        <w:br/>
-        <w:t>风险管理部认为，云计算 行业仍然面临若干</w:t>
+        <w:t>风险管理部认为，半导体 行业仍然面临若干</w:t>
         <w:br/>
         <w:t>不确定性因素，包括技术迭代风险、政策变化、</w:t>
         <w:br/>
@@ -2408,9 +1598,42 @@
     <w:p>
       <w:r>
         <w:br/>
-        <w:t>华辰资本旗下的 HC Global Macro Fund 在最近的资产配置会议中</w:t>
+        <w:t>风险管理部认为，消费科技 行业仍然面临若干</w:t>
         <w:br/>
-        <w:t>讨论了 云计算 行业的投资机会，并对 国讯网络有限公司</w:t>
+        <w:t>不确定性因素，包括技术迭代风险、政策变化、</w:t>
+        <w:br/>
+        <w:t>以及市场竞争加剧等问题。</w:t>
+        <w:br/>
+      </w:r>
+    </w:p>
+    <w:p>
+      <w:r>
+        <w:br/>
+        <w:t>从产业链角度看，云计算 行业主要由上游设备厂商、</w:t>
+        <w:br/>
+        <w:t>中游平台企业以及下游应用厂商组成。</w:t>
+        <w:br/>
+        <w:t>信诚致远科技有限公司 主要位于产业链的 上游 环节。</w:t>
+        <w:br/>
+      </w:r>
+    </w:p>
+    <w:p>
+      <w:r>
+        <w:br/>
+        <w:t>根据内部财务模型测算，华成育卓传媒有限公司 在未来三年</w:t>
+        <w:br/>
+        <w:t>收入复合增长率预计可达到 10% 左右。</w:t>
+        <w:br/>
+        <w:t>该预测基于行业需求增长以及公司产能扩张计划。</w:t>
+        <w:br/>
+      </w:r>
+    </w:p>
+    <w:p>
+      <w:r>
+        <w:br/>
+        <w:t>华辰资本旗下的 HC Alpha Growth Fund 在最近的资产配置会议中</w:t>
+        <w:br/>
+        <w:t>讨论了 云计算 行业的投资机会，并对 艾提科信科技有限公司</w:t>
         <w:br/>
         <w:t>进行了重点评估。</w:t>
         <w:br/>
@@ -2421,7 +1644,7 @@
         <w:br/>
         <w:t>华辰资本旗下的 HC AI Innovation Fund 在最近的资产配置会议中</w:t>
         <w:br/>
-        <w:t>讨论了 新能源 行业的投资机会，并对 昊嘉网络有限公司</w:t>
+        <w:t>讨论了 消费科技 行业的投资机会，并对 天开科技有限公司</w:t>
         <w:br/>
         <w:t>进行了重点评估。</w:t>
         <w:br/>
@@ -2430,22 +1653,11 @@
     <w:p>
       <w:r>
         <w:br/>
-        <w:t>从产业链角度看，人工智能 行业主要由上游设备厂商、</w:t>
+        <w:t>戴硕电子网络有限公司 是中国 新能源 行业的重要企业之一。</w:t>
         <w:br/>
-        <w:t>中游平台企业以及下游应用厂商组成。</w:t>
+        <w:t>根据华辰资本 投资委员会 的研究，该公司成立于 2016 年，</w:t>
         <w:br/>
-        <w:t>雨林木风计算机科技有限公司 主要位于产业链的 下游 环节。</w:t>
-        <w:br/>
-      </w:r>
-    </w:p>
-    <w:p>
-      <w:r>
-        <w:br/>
-        <w:t>兰金电子网络有限公司 是中国 消费科技 行业的重要企业之一。</w:t>
-        <w:br/>
-        <w:t>根据华辰资本 风险管理部 的研究，该公司成立于 2006 年，</w:t>
-        <w:br/>
-        <w:t>目前员工规模约 4629 人。公司近年来持续加大研发投入，</w:t>
+        <w:t>目前员工规模约 2243 人。公司近年来持续加大研发投入，</w:t>
         <w:br/>
         <w:t>在核心技术方面形成了较强的竞争壁垒。</w:t>
         <w:br/>
@@ -2454,11 +1666,11 @@
     <w:p>
       <w:r>
         <w:br/>
-        <w:t>从产业链角度看，云计算 行业主要由上游设备厂商、</w:t>
+        <w:t>华辰资本旗下的 HC Global Macro Fund 在最近的资产配置会议中</w:t>
         <w:br/>
-        <w:t>中游平台企业以及下游应用厂商组成。</w:t>
+        <w:t>讨论了 云计算 行业的投资机会，并对 艾提科信科技有限公司</w:t>
         <w:br/>
-        <w:t>易动力科技有限公司 主要位于产业链的 上游 环节。</w:t>
+        <w:t>进行了重点评估。</w:t>
         <w:br/>
       </w:r>
     </w:p>
@@ -2522,37 +1734,37 @@
           </w:tcPr>
           <w:p>
             <w:r>
-              <w:t>华远软件信息有限公司</w:t>
-            </w:r>
-          </w:p>
-        </w:tc>
-        <w:tc>
-          <w:tcPr>
-            <w:tcW w:type="dxa" w:w="2160"/>
-          </w:tcPr>
-          <w:p>
-            <w:r>
-              <w:t>半导体</w:t>
-            </w:r>
-          </w:p>
-        </w:tc>
-        <w:tc>
-          <w:tcPr>
-            <w:tcW w:type="dxa" w:w="2160"/>
-          </w:tcPr>
-          <w:p>
-            <w:r>
-              <w:t>201亿</w:t>
-            </w:r>
-          </w:p>
-        </w:tc>
-        <w:tc>
-          <w:tcPr>
-            <w:tcW w:type="dxa" w:w="2160"/>
-          </w:tcPr>
-          <w:p>
-            <w:r>
-              <w:t>27%</w:t>
+              <w:t>惠派国际公司科技有限公司</w:t>
+            </w:r>
+          </w:p>
+        </w:tc>
+        <w:tc>
+          <w:tcPr>
+            <w:tcW w:type="dxa" w:w="2160"/>
+          </w:tcPr>
+          <w:p>
+            <w:r>
+              <w:t>人工智能</w:t>
+            </w:r>
+          </w:p>
+        </w:tc>
+        <w:tc>
+          <w:tcPr>
+            <w:tcW w:type="dxa" w:w="2160"/>
+          </w:tcPr>
+          <w:p>
+            <w:r>
+              <w:t>624亿</w:t>
+            </w:r>
+          </w:p>
+        </w:tc>
+        <w:tc>
+          <w:tcPr>
+            <w:tcW w:type="dxa" w:w="2160"/>
+          </w:tcPr>
+          <w:p>
+            <w:r>
+              <w:t>29%</w:t>
             </w:r>
           </w:p>
         </w:tc>
@@ -2564,37 +1776,37 @@
           </w:tcPr>
           <w:p>
             <w:r>
-              <w:t>国讯网络有限公司</w:t>
-            </w:r>
-          </w:p>
-        </w:tc>
-        <w:tc>
-          <w:tcPr>
-            <w:tcW w:type="dxa" w:w="2160"/>
-          </w:tcPr>
-          <w:p>
-            <w:r>
-              <w:t>云计算</w:t>
-            </w:r>
-          </w:p>
-        </w:tc>
-        <w:tc>
-          <w:tcPr>
-            <w:tcW w:type="dxa" w:w="2160"/>
-          </w:tcPr>
-          <w:p>
-            <w:r>
-              <w:t>578亿</w:t>
-            </w:r>
-          </w:p>
-        </w:tc>
-        <w:tc>
-          <w:tcPr>
-            <w:tcW w:type="dxa" w:w="2160"/>
-          </w:tcPr>
-          <w:p>
-            <w:r>
-              <w:t>9%</w:t>
+              <w:t>恩悌网络有限公司</w:t>
+            </w:r>
+          </w:p>
+        </w:tc>
+        <w:tc>
+          <w:tcPr>
+            <w:tcW w:type="dxa" w:w="2160"/>
+          </w:tcPr>
+          <w:p>
+            <w:r>
+              <w:t>新能源</w:t>
+            </w:r>
+          </w:p>
+        </w:tc>
+        <w:tc>
+          <w:tcPr>
+            <w:tcW w:type="dxa" w:w="2160"/>
+          </w:tcPr>
+          <w:p>
+            <w:r>
+              <w:t>447亿</w:t>
+            </w:r>
+          </w:p>
+        </w:tc>
+        <w:tc>
+          <w:tcPr>
+            <w:tcW w:type="dxa" w:w="2160"/>
+          </w:tcPr>
+          <w:p>
+            <w:r>
+              <w:t>7%</w:t>
             </w:r>
           </w:p>
         </w:tc>
@@ -2606,37 +1818,37 @@
           </w:tcPr>
           <w:p>
             <w:r>
-              <w:t>国讯网络有限公司</w:t>
-            </w:r>
-          </w:p>
-        </w:tc>
-        <w:tc>
-          <w:tcPr>
-            <w:tcW w:type="dxa" w:w="2160"/>
-          </w:tcPr>
-          <w:p>
-            <w:r>
-              <w:t>云计算</w:t>
-            </w:r>
-          </w:p>
-        </w:tc>
-        <w:tc>
-          <w:tcPr>
-            <w:tcW w:type="dxa" w:w="2160"/>
-          </w:tcPr>
-          <w:p>
-            <w:r>
-              <w:t>212亿</w:t>
-            </w:r>
-          </w:p>
-        </w:tc>
-        <w:tc>
-          <w:tcPr>
-            <w:tcW w:type="dxa" w:w="2160"/>
-          </w:tcPr>
-          <w:p>
-            <w:r>
-              <w:t>18%</w:t>
+              <w:t>方正科技信息有限公司</w:t>
+            </w:r>
+          </w:p>
+        </w:tc>
+        <w:tc>
+          <w:tcPr>
+            <w:tcW w:type="dxa" w:w="2160"/>
+          </w:tcPr>
+          <w:p>
+            <w:r>
+              <w:t>消费科技</w:t>
+            </w:r>
+          </w:p>
+        </w:tc>
+        <w:tc>
+          <w:tcPr>
+            <w:tcW w:type="dxa" w:w="2160"/>
+          </w:tcPr>
+          <w:p>
+            <w:r>
+              <w:t>712亿</w:t>
+            </w:r>
+          </w:p>
+        </w:tc>
+        <w:tc>
+          <w:tcPr>
+            <w:tcW w:type="dxa" w:w="2160"/>
+          </w:tcPr>
+          <w:p>
+            <w:r>
+              <w:t>19%</w:t>
             </w:r>
           </w:p>
         </w:tc>
@@ -2648,37 +1860,37 @@
           </w:tcPr>
           <w:p>
             <w:r>
-              <w:t>昂歌信息科技有限公司</w:t>
-            </w:r>
-          </w:p>
-        </w:tc>
-        <w:tc>
-          <w:tcPr>
-            <w:tcW w:type="dxa" w:w="2160"/>
-          </w:tcPr>
-          <w:p>
-            <w:r>
-              <w:t>消费科技</w:t>
-            </w:r>
-          </w:p>
-        </w:tc>
-        <w:tc>
-          <w:tcPr>
-            <w:tcW w:type="dxa" w:w="2160"/>
-          </w:tcPr>
-          <w:p>
-            <w:r>
-              <w:t>204亿</w:t>
-            </w:r>
-          </w:p>
-        </w:tc>
-        <w:tc>
-          <w:tcPr>
-            <w:tcW w:type="dxa" w:w="2160"/>
-          </w:tcPr>
-          <w:p>
-            <w:r>
-              <w:t>23%</w:t>
+              <w:t>华泰通安网络有限公司</w:t>
+            </w:r>
+          </w:p>
+        </w:tc>
+        <w:tc>
+          <w:tcPr>
+            <w:tcW w:type="dxa" w:w="2160"/>
+          </w:tcPr>
+          <w:p>
+            <w:r>
+              <w:t>半导体</w:t>
+            </w:r>
+          </w:p>
+        </w:tc>
+        <w:tc>
+          <w:tcPr>
+            <w:tcW w:type="dxa" w:w="2160"/>
+          </w:tcPr>
+          <w:p>
+            <w:r>
+              <w:t>386亿</w:t>
+            </w:r>
+          </w:p>
+        </w:tc>
+        <w:tc>
+          <w:tcPr>
+            <w:tcW w:type="dxa" w:w="2160"/>
+          </w:tcPr>
+          <w:p>
+            <w:r>
+              <w:t>17%</w:t>
             </w:r>
           </w:p>
         </w:tc>
@@ -2690,37 +1902,37 @@
           </w:tcPr>
           <w:p>
             <w:r>
-              <w:t>万迅电脑网络有限公司</w:t>
-            </w:r>
-          </w:p>
-        </w:tc>
-        <w:tc>
-          <w:tcPr>
-            <w:tcW w:type="dxa" w:w="2160"/>
-          </w:tcPr>
-          <w:p>
-            <w:r>
-              <w:t>半导体</w:t>
-            </w:r>
-          </w:p>
-        </w:tc>
-        <w:tc>
-          <w:tcPr>
-            <w:tcW w:type="dxa" w:w="2160"/>
-          </w:tcPr>
-          <w:p>
-            <w:r>
-              <w:t>629亿</w:t>
-            </w:r>
-          </w:p>
-        </w:tc>
-        <w:tc>
-          <w:tcPr>
-            <w:tcW w:type="dxa" w:w="2160"/>
-          </w:tcPr>
-          <w:p>
-            <w:r>
-              <w:t>14%</w:t>
+              <w:t>毕博诚信息有限公司</w:t>
+            </w:r>
+          </w:p>
+        </w:tc>
+        <w:tc>
+          <w:tcPr>
+            <w:tcW w:type="dxa" w:w="2160"/>
+          </w:tcPr>
+          <w:p>
+            <w:r>
+              <w:t>机器人</w:t>
+            </w:r>
+          </w:p>
+        </w:tc>
+        <w:tc>
+          <w:tcPr>
+            <w:tcW w:type="dxa" w:w="2160"/>
+          </w:tcPr>
+          <w:p>
+            <w:r>
+              <w:t>526亿</w:t>
+            </w:r>
+          </w:p>
+        </w:tc>
+        <w:tc>
+          <w:tcPr>
+            <w:tcW w:type="dxa" w:w="2160"/>
+          </w:tcPr>
+          <w:p>
+            <w:r>
+              <w:t>19%</w:t>
             </w:r>
           </w:p>
         </w:tc>
@@ -2732,37 +1944,37 @@
           </w:tcPr>
           <w:p>
             <w:r>
-              <w:t>南康网络有限公司</w:t>
-            </w:r>
-          </w:p>
-        </w:tc>
-        <w:tc>
-          <w:tcPr>
-            <w:tcW w:type="dxa" w:w="2160"/>
-          </w:tcPr>
-          <w:p>
-            <w:r>
-              <w:t>消费科技</w:t>
-            </w:r>
-          </w:p>
-        </w:tc>
-        <w:tc>
-          <w:tcPr>
-            <w:tcW w:type="dxa" w:w="2160"/>
-          </w:tcPr>
-          <w:p>
-            <w:r>
-              <w:t>247亿</w:t>
-            </w:r>
-          </w:p>
-        </w:tc>
-        <w:tc>
-          <w:tcPr>
-            <w:tcW w:type="dxa" w:w="2160"/>
-          </w:tcPr>
-          <w:p>
-            <w:r>
-              <w:t>10%</w:t>
+              <w:t>浦华众城网络有限公司</w:t>
+            </w:r>
+          </w:p>
+        </w:tc>
+        <w:tc>
+          <w:tcPr>
+            <w:tcW w:type="dxa" w:w="2160"/>
+          </w:tcPr>
+          <w:p>
+            <w:r>
+              <w:t>新能源</w:t>
+            </w:r>
+          </w:p>
+        </w:tc>
+        <w:tc>
+          <w:tcPr>
+            <w:tcW w:type="dxa" w:w="2160"/>
+          </w:tcPr>
+          <w:p>
+            <w:r>
+              <w:t>574亿</w:t>
+            </w:r>
+          </w:p>
+        </w:tc>
+        <w:tc>
+          <w:tcPr>
+            <w:tcW w:type="dxa" w:w="2160"/>
+          </w:tcPr>
+          <w:p>
+            <w:r>
+              <w:t>16%</w:t>
             </w:r>
           </w:p>
         </w:tc>
@@ -2774,37 +1986,37 @@
           </w:tcPr>
           <w:p>
             <w:r>
-              <w:t>万迅电脑网络有限公司</w:t>
-            </w:r>
-          </w:p>
-        </w:tc>
-        <w:tc>
-          <w:tcPr>
-            <w:tcW w:type="dxa" w:w="2160"/>
-          </w:tcPr>
-          <w:p>
-            <w:r>
-              <w:t>半导体</w:t>
-            </w:r>
-          </w:p>
-        </w:tc>
-        <w:tc>
-          <w:tcPr>
-            <w:tcW w:type="dxa" w:w="2160"/>
-          </w:tcPr>
-          <w:p>
-            <w:r>
-              <w:t>259亿</w:t>
-            </w:r>
-          </w:p>
-        </w:tc>
-        <w:tc>
-          <w:tcPr>
-            <w:tcW w:type="dxa" w:w="2160"/>
-          </w:tcPr>
-          <w:p>
-            <w:r>
-              <w:t>24%</w:t>
+              <w:t>新格林耐特网络有限公司</w:t>
+            </w:r>
+          </w:p>
+        </w:tc>
+        <w:tc>
+          <w:tcPr>
+            <w:tcW w:type="dxa" w:w="2160"/>
+          </w:tcPr>
+          <w:p>
+            <w:r>
+              <w:t>人工智能</w:t>
+            </w:r>
+          </w:p>
+        </w:tc>
+        <w:tc>
+          <w:tcPr>
+            <w:tcW w:type="dxa" w:w="2160"/>
+          </w:tcPr>
+          <w:p>
+            <w:r>
+              <w:t>593亿</w:t>
+            </w:r>
+          </w:p>
+        </w:tc>
+        <w:tc>
+          <w:tcPr>
+            <w:tcW w:type="dxa" w:w="2160"/>
+          </w:tcPr>
+          <w:p>
+            <w:r>
+              <w:t>20%</w:t>
             </w:r>
           </w:p>
         </w:tc>
@@ -2816,37 +2028,37 @@
           </w:tcPr>
           <w:p>
             <w:r>
-              <w:t>雨林木风计算机网络有限公司</w:t>
-            </w:r>
-          </w:p>
-        </w:tc>
-        <w:tc>
-          <w:tcPr>
-            <w:tcW w:type="dxa" w:w="2160"/>
-          </w:tcPr>
-          <w:p>
-            <w:r>
-              <w:t>医疗科技</w:t>
-            </w:r>
-          </w:p>
-        </w:tc>
-        <w:tc>
-          <w:tcPr>
-            <w:tcW w:type="dxa" w:w="2160"/>
-          </w:tcPr>
-          <w:p>
-            <w:r>
-              <w:t>498亿</w:t>
-            </w:r>
-          </w:p>
-        </w:tc>
-        <w:tc>
-          <w:tcPr>
-            <w:tcW w:type="dxa" w:w="2160"/>
-          </w:tcPr>
-          <w:p>
-            <w:r>
-              <w:t>10%</w:t>
+              <w:t>天开科技有限公司</w:t>
+            </w:r>
+          </w:p>
+        </w:tc>
+        <w:tc>
+          <w:tcPr>
+            <w:tcW w:type="dxa" w:w="2160"/>
+          </w:tcPr>
+          <w:p>
+            <w:r>
+              <w:t>消费科技</w:t>
+            </w:r>
+          </w:p>
+        </w:tc>
+        <w:tc>
+          <w:tcPr>
+            <w:tcW w:type="dxa" w:w="2160"/>
+          </w:tcPr>
+          <w:p>
+            <w:r>
+              <w:t>548亿</w:t>
+            </w:r>
+          </w:p>
+        </w:tc>
+        <w:tc>
+          <w:tcPr>
+            <w:tcW w:type="dxa" w:w="2160"/>
+          </w:tcPr>
+          <w:p>
+            <w:r>
+              <w:t>12%</w:t>
             </w:r>
           </w:p>
         </w:tc>
@@ -2858,37 +2070,37 @@
           </w:tcPr>
           <w:p>
             <w:r>
-              <w:t>银嘉信息有限公司</w:t>
-            </w:r>
-          </w:p>
-        </w:tc>
-        <w:tc>
-          <w:tcPr>
-            <w:tcW w:type="dxa" w:w="2160"/>
-          </w:tcPr>
-          <w:p>
-            <w:r>
-              <w:t>消费科技</w:t>
-            </w:r>
-          </w:p>
-        </w:tc>
-        <w:tc>
-          <w:tcPr>
-            <w:tcW w:type="dxa" w:w="2160"/>
-          </w:tcPr>
-          <w:p>
-            <w:r>
-              <w:t>228亿</w:t>
-            </w:r>
-          </w:p>
-        </w:tc>
-        <w:tc>
-          <w:tcPr>
-            <w:tcW w:type="dxa" w:w="2160"/>
-          </w:tcPr>
-          <w:p>
-            <w:r>
-              <w:t>22%</w:t>
+              <w:t>图龙信息传媒有限公司</w:t>
+            </w:r>
+          </w:p>
+        </w:tc>
+        <w:tc>
+          <w:tcPr>
+            <w:tcW w:type="dxa" w:w="2160"/>
+          </w:tcPr>
+          <w:p>
+            <w:r>
+              <w:t>机器人</w:t>
+            </w:r>
+          </w:p>
+        </w:tc>
+        <w:tc>
+          <w:tcPr>
+            <w:tcW w:type="dxa" w:w="2160"/>
+          </w:tcPr>
+          <w:p>
+            <w:r>
+              <w:t>241亿</w:t>
+            </w:r>
+          </w:p>
+        </w:tc>
+        <w:tc>
+          <w:tcPr>
+            <w:tcW w:type="dxa" w:w="2160"/>
+          </w:tcPr>
+          <w:p>
+            <w:r>
+              <w:t>16%</w:t>
             </w:r>
           </w:p>
         </w:tc>
@@ -2900,37 +2112,37 @@
           </w:tcPr>
           <w:p>
             <w:r>
-              <w:t>创亿网络有限公司</w:t>
-            </w:r>
-          </w:p>
-        </w:tc>
-        <w:tc>
-          <w:tcPr>
-            <w:tcW w:type="dxa" w:w="2160"/>
-          </w:tcPr>
-          <w:p>
-            <w:r>
-              <w:t>云计算</w:t>
-            </w:r>
-          </w:p>
-        </w:tc>
-        <w:tc>
-          <w:tcPr>
-            <w:tcW w:type="dxa" w:w="2160"/>
-          </w:tcPr>
-          <w:p>
-            <w:r>
-              <w:t>452亿</w:t>
-            </w:r>
-          </w:p>
-        </w:tc>
-        <w:tc>
-          <w:tcPr>
-            <w:tcW w:type="dxa" w:w="2160"/>
-          </w:tcPr>
-          <w:p>
-            <w:r>
-              <w:t>8%</w:t>
+              <w:t>华成育卓科技有限公司</w:t>
+            </w:r>
+          </w:p>
+        </w:tc>
+        <w:tc>
+          <w:tcPr>
+            <w:tcW w:type="dxa" w:w="2160"/>
+          </w:tcPr>
+          <w:p>
+            <w:r>
+              <w:t>医疗科技</w:t>
+            </w:r>
+          </w:p>
+        </w:tc>
+        <w:tc>
+          <w:tcPr>
+            <w:tcW w:type="dxa" w:w="2160"/>
+          </w:tcPr>
+          <w:p>
+            <w:r>
+              <w:t>525亿</w:t>
+            </w:r>
+          </w:p>
+        </w:tc>
+        <w:tc>
+          <w:tcPr>
+            <w:tcW w:type="dxa" w:w="2160"/>
+          </w:tcPr>
+          <w:p>
+            <w:r>
+              <w:t>28%</w:t>
             </w:r>
           </w:p>
         </w:tc>
@@ -2942,37 +2154,37 @@
           </w:tcPr>
           <w:p>
             <w:r>
-              <w:t>和泰科技有限公司</w:t>
-            </w:r>
-          </w:p>
-        </w:tc>
-        <w:tc>
-          <w:tcPr>
-            <w:tcW w:type="dxa" w:w="2160"/>
-          </w:tcPr>
-          <w:p>
-            <w:r>
-              <w:t>人工智能</w:t>
-            </w:r>
-          </w:p>
-        </w:tc>
-        <w:tc>
-          <w:tcPr>
-            <w:tcW w:type="dxa" w:w="2160"/>
-          </w:tcPr>
-          <w:p>
-            <w:r>
-              <w:t>684亿</w:t>
-            </w:r>
-          </w:p>
-        </w:tc>
-        <w:tc>
-          <w:tcPr>
-            <w:tcW w:type="dxa" w:w="2160"/>
-          </w:tcPr>
-          <w:p>
-            <w:r>
-              <w:t>23%</w:t>
+              <w:t>信诚致远网络有限公司</w:t>
+            </w:r>
+          </w:p>
+        </w:tc>
+        <w:tc>
+          <w:tcPr>
+            <w:tcW w:type="dxa" w:w="2160"/>
+          </w:tcPr>
+          <w:p>
+            <w:r>
+              <w:t>半导体</w:t>
+            </w:r>
+          </w:p>
+        </w:tc>
+        <w:tc>
+          <w:tcPr>
+            <w:tcW w:type="dxa" w:w="2160"/>
+          </w:tcPr>
+          <w:p>
+            <w:r>
+              <w:t>394亿</w:t>
+            </w:r>
+          </w:p>
+        </w:tc>
+        <w:tc>
+          <w:tcPr>
+            <w:tcW w:type="dxa" w:w="2160"/>
+          </w:tcPr>
+          <w:p>
+            <w:r>
+              <w:t>29%</w:t>
             </w:r>
           </w:p>
         </w:tc>
@@ -2984,37 +2196,37 @@
           </w:tcPr>
           <w:p>
             <w:r>
-              <w:t>信诚致远传媒有限公司</w:t>
-            </w:r>
-          </w:p>
-        </w:tc>
-        <w:tc>
-          <w:tcPr>
-            <w:tcW w:type="dxa" w:w="2160"/>
-          </w:tcPr>
-          <w:p>
-            <w:r>
-              <w:t>人工智能</w:t>
-            </w:r>
-          </w:p>
-        </w:tc>
-        <w:tc>
-          <w:tcPr>
-            <w:tcW w:type="dxa" w:w="2160"/>
-          </w:tcPr>
-          <w:p>
-            <w:r>
-              <w:t>463亿</w:t>
-            </w:r>
-          </w:p>
-        </w:tc>
-        <w:tc>
-          <w:tcPr>
-            <w:tcW w:type="dxa" w:w="2160"/>
-          </w:tcPr>
-          <w:p>
-            <w:r>
-              <w:t>23%</w:t>
+              <w:t>昂歌信息信息有限公司</w:t>
+            </w:r>
+          </w:p>
+        </w:tc>
+        <w:tc>
+          <w:tcPr>
+            <w:tcW w:type="dxa" w:w="2160"/>
+          </w:tcPr>
+          <w:p>
+            <w:r>
+              <w:t>消费科技</w:t>
+            </w:r>
+          </w:p>
+        </w:tc>
+        <w:tc>
+          <w:tcPr>
+            <w:tcW w:type="dxa" w:w="2160"/>
+          </w:tcPr>
+          <w:p>
+            <w:r>
+              <w:t>541亿</w:t>
+            </w:r>
+          </w:p>
+        </w:tc>
+        <w:tc>
+          <w:tcPr>
+            <w:tcW w:type="dxa" w:w="2160"/>
+          </w:tcPr>
+          <w:p>
+            <w:r>
+              <w:t>22%</w:t>
             </w:r>
           </w:p>
         </w:tc>
@@ -3026,37 +2238,37 @@
           </w:tcPr>
           <w:p>
             <w:r>
-              <w:t>南康网络有限公司</w:t>
-            </w:r>
-          </w:p>
-        </w:tc>
-        <w:tc>
-          <w:tcPr>
-            <w:tcW w:type="dxa" w:w="2160"/>
-          </w:tcPr>
-          <w:p>
-            <w:r>
-              <w:t>消费科技</w:t>
-            </w:r>
-          </w:p>
-        </w:tc>
-        <w:tc>
-          <w:tcPr>
-            <w:tcW w:type="dxa" w:w="2160"/>
-          </w:tcPr>
-          <w:p>
-            <w:r>
-              <w:t>524亿</w:t>
-            </w:r>
-          </w:p>
-        </w:tc>
-        <w:tc>
-          <w:tcPr>
-            <w:tcW w:type="dxa" w:w="2160"/>
-          </w:tcPr>
-          <w:p>
-            <w:r>
-              <w:t>6%</w:t>
+              <w:t>迪摩信息有限公司</w:t>
+            </w:r>
+          </w:p>
+        </w:tc>
+        <w:tc>
+          <w:tcPr>
+            <w:tcW w:type="dxa" w:w="2160"/>
+          </w:tcPr>
+          <w:p>
+            <w:r>
+              <w:t>医疗科技</w:t>
+            </w:r>
+          </w:p>
+        </w:tc>
+        <w:tc>
+          <w:tcPr>
+            <w:tcW w:type="dxa" w:w="2160"/>
+          </w:tcPr>
+          <w:p>
+            <w:r>
+              <w:t>187亿</w:t>
+            </w:r>
+          </w:p>
+        </w:tc>
+        <w:tc>
+          <w:tcPr>
+            <w:tcW w:type="dxa" w:w="2160"/>
+          </w:tcPr>
+          <w:p>
+            <w:r>
+              <w:t>26%</w:t>
             </w:r>
           </w:p>
         </w:tc>
@@ -3068,37 +2280,37 @@
           </w:tcPr>
           <w:p>
             <w:r>
-              <w:t>鸿睿思博网络有限公司</w:t>
-            </w:r>
-          </w:p>
-        </w:tc>
-        <w:tc>
-          <w:tcPr>
-            <w:tcW w:type="dxa" w:w="2160"/>
-          </w:tcPr>
-          <w:p>
-            <w:r>
-              <w:t>新能源</w:t>
-            </w:r>
-          </w:p>
-        </w:tc>
-        <w:tc>
-          <w:tcPr>
-            <w:tcW w:type="dxa" w:w="2160"/>
-          </w:tcPr>
-          <w:p>
-            <w:r>
-              <w:t>648亿</w:t>
-            </w:r>
-          </w:p>
-        </w:tc>
-        <w:tc>
-          <w:tcPr>
-            <w:tcW w:type="dxa" w:w="2160"/>
-          </w:tcPr>
-          <w:p>
-            <w:r>
-              <w:t>30%</w:t>
+              <w:t>惠派国际公司科技有限公司</w:t>
+            </w:r>
+          </w:p>
+        </w:tc>
+        <w:tc>
+          <w:tcPr>
+            <w:tcW w:type="dxa" w:w="2160"/>
+          </w:tcPr>
+          <w:p>
+            <w:r>
+              <w:t>人工智能</w:t>
+            </w:r>
+          </w:p>
+        </w:tc>
+        <w:tc>
+          <w:tcPr>
+            <w:tcW w:type="dxa" w:w="2160"/>
+          </w:tcPr>
+          <w:p>
+            <w:r>
+              <w:t>374亿</w:t>
+            </w:r>
+          </w:p>
+        </w:tc>
+        <w:tc>
+          <w:tcPr>
+            <w:tcW w:type="dxa" w:w="2160"/>
+          </w:tcPr>
+          <w:p>
+            <w:r>
+              <w:t>19%</w:t>
             </w:r>
           </w:p>
         </w:tc>
@@ -3110,37 +2322,37 @@
           </w:tcPr>
           <w:p>
             <w:r>
-              <w:t>九方信息有限公司</w:t>
-            </w:r>
-          </w:p>
-        </w:tc>
-        <w:tc>
-          <w:tcPr>
-            <w:tcW w:type="dxa" w:w="2160"/>
-          </w:tcPr>
-          <w:p>
-            <w:r>
-              <w:t>新能源</w:t>
-            </w:r>
-          </w:p>
-        </w:tc>
-        <w:tc>
-          <w:tcPr>
-            <w:tcW w:type="dxa" w:w="2160"/>
-          </w:tcPr>
-          <w:p>
-            <w:r>
-              <w:t>327亿</w:t>
-            </w:r>
-          </w:p>
-        </w:tc>
-        <w:tc>
-          <w:tcPr>
-            <w:tcW w:type="dxa" w:w="2160"/>
-          </w:tcPr>
-          <w:p>
-            <w:r>
-              <w:t>26%</w:t>
+              <w:t>创联世纪信息有限公司</w:t>
+            </w:r>
+          </w:p>
+        </w:tc>
+        <w:tc>
+          <w:tcPr>
+            <w:tcW w:type="dxa" w:w="2160"/>
+          </w:tcPr>
+          <w:p>
+            <w:r>
+              <w:t>云计算</w:t>
+            </w:r>
+          </w:p>
+        </w:tc>
+        <w:tc>
+          <w:tcPr>
+            <w:tcW w:type="dxa" w:w="2160"/>
+          </w:tcPr>
+          <w:p>
+            <w:r>
+              <w:t>302亿</w:t>
+            </w:r>
+          </w:p>
+        </w:tc>
+        <w:tc>
+          <w:tcPr>
+            <w:tcW w:type="dxa" w:w="2160"/>
+          </w:tcPr>
+          <w:p>
+            <w:r>
+              <w:t>29%</w:t>
             </w:r>
           </w:p>
         </w:tc>
@@ -3151,50 +2363,19 @@
         <w:pStyle w:val="Heading1"/>
       </w:pPr>
       <w:r>
-        <w:t>行业分析 5</w:t>
+        <w:t>行业分析 4</w:t>
       </w:r>
     </w:p>
     <w:p>
       <w:r>
         <w:br/>
-        <w:t>从产业链角度看，医疗科技 行业主要由上游设备厂商、</w:t>
+        <w:t>天开科技有限公司 是中国 消费科技 行业的重要企业之一。</w:t>
         <w:br/>
-        <w:t>中游平台企业以及下游应用厂商组成。</w:t>
+        <w:t>根据华辰资本 投资委员会 的研究，该公司成立于 2010 年，</w:t>
         <w:br/>
-        <w:t>富罳信息有限公司 主要位于产业链的 上游 环节。</w:t>
+        <w:t>目前员工规模约 2726 人。公司近年来持续加大研发投入，</w:t>
         <w:br/>
-      </w:r>
-    </w:p>
-    <w:p>
-      <w:r>
-        <w:br/>
-        <w:t>华辰资本旗下的 HC Energy Transition Fund 在最近的资产配置会议中</w:t>
-        <w:br/>
-        <w:t>讨论了 医疗科技 行业的投资机会，并对 凌云网络有限公司</w:t>
-        <w:br/>
-        <w:t>进行了重点评估。</w:t>
-        <w:br/>
-      </w:r>
-    </w:p>
-    <w:p>
-      <w:r>
-        <w:br/>
-        <w:t>风险管理部认为，云计算 行业仍然面临若干</w:t>
-        <w:br/>
-        <w:t>不确定性因素，包括技术迭代风险、政策变化、</w:t>
-        <w:br/>
-        <w:t>以及市场竞争加剧等问题。</w:t>
-        <w:br/>
-      </w:r>
-    </w:p>
-    <w:p>
-      <w:r>
-        <w:br/>
-        <w:t>华辰资本旗下的 HC Global Macro Fund 在最近的资产配置会议中</w:t>
-        <w:br/>
-        <w:t>讨论了 新能源 行业的投资机会，并对 昊嘉网络有限公司</w:t>
-        <w:br/>
-        <w:t>进行了重点评估。</w:t>
+        <w:t>在核心技术方面形成了较强的竞争壁垒。</w:t>
         <w:br/>
       </w:r>
     </w:p>
@@ -3205,27 +2386,29 @@
         <w:br/>
         <w:t>中游平台企业以及下游应用厂商组成。</w:t>
         <w:br/>
-        <w:t>兰金电子网络有限公司 主要位于产业链的 中游 环节。</w:t>
+        <w:t>昂歌信息信息有限公司 主要位于产业链的 下游 环节。</w:t>
         <w:br/>
       </w:r>
     </w:p>
     <w:p>
       <w:r>
         <w:br/>
-        <w:t>华辰资本旗下的 HC Quant Arbitrage Fund 在最近的资产配置会议中</w:t>
+        <w:t>联软科技有限公司 是中国 消费科技 行业的重要企业之一。</w:t>
         <w:br/>
-        <w:t>讨论了 人工智能 行业的投资机会，并对 雨林木风计算机科技有限公司</w:t>
+        <w:t>根据华辰资本 资产配置委员会 的研究，该公司成立于 2009 年，</w:t>
         <w:br/>
-        <w:t>进行了重点评估。</w:t>
+        <w:t>目前员工规模约 7080 人。公司近年来持续加大研发投入，</w:t>
+        <w:br/>
+        <w:t>在核心技术方面形成了较强的竞争壁垒。</w:t>
         <w:br/>
       </w:r>
     </w:p>
     <w:p>
       <w:r>
         <w:br/>
-        <w:t>根据内部财务模型测算，精芯科技有限公司 在未来三年</w:t>
+        <w:t>根据内部财务模型测算，信诚致远科技有限公司 在未来三年</w:t>
         <w:br/>
-        <w:t>收入复合增长率预计可达到 31% 左右。</w:t>
+        <w:t>收入复合增长率预计可达到 24% 左右。</w:t>
         <w:br/>
         <w:t>该预测基于行业需求增长以及公司产能扩张计划。</w:t>
         <w:br/>
@@ -3234,11 +2417,46 @@
     <w:p>
       <w:r>
         <w:br/>
-        <w:t>根据内部财务模型测算，立信电子网络有限公司 在未来三年</w:t>
+        <w:t>从产业链角度看，机器人 行业主要由上游设备厂商、</w:t>
         <w:br/>
-        <w:t>收入复合增长率预计可达到 31% 左右。</w:t>
+        <w:t>中游平台企业以及下游应用厂商组成。</w:t>
+        <w:br/>
+        <w:t>图龙信息传媒有限公司 主要位于产业链的 下游 环节。</w:t>
+        <w:br/>
+      </w:r>
+    </w:p>
+    <w:p>
+      <w:r>
+        <w:br/>
+        <w:t>从产业链角度看，消费科技 行业主要由上游设备厂商、</w:t>
+        <w:br/>
+        <w:t>中游平台企业以及下游应用厂商组成。</w:t>
+        <w:br/>
+        <w:t>联通时科传媒有限公司 主要位于产业链的 上游 环节。</w:t>
+        <w:br/>
+      </w:r>
+    </w:p>
+    <w:p>
+      <w:r>
+        <w:br/>
+        <w:t>根据内部财务模型测算，图龙信息传媒有限公司 在未来三年</w:t>
+        <w:br/>
+        <w:t>收入复合增长率预计可达到 26% 左右。</w:t>
         <w:br/>
         <w:t>该预测基于行业需求增长以及公司产能扩张计划。</w:t>
+        <w:br/>
+      </w:r>
+    </w:p>
+    <w:p>
+      <w:r>
+        <w:br/>
+        <w:t>艾提科信科技有限公司 是中国 云计算 行业的重要企业之一。</w:t>
+        <w:br/>
+        <w:t>根据华辰资本 资产配置委员会 的研究，该公司成立于 2006 年，</w:t>
+        <w:br/>
+        <w:t>目前员工规模约 3804 人。公司近年来持续加大研发投入，</w:t>
+        <w:br/>
+        <w:t>在核心技术方面形成了较强的竞争壁垒。</w:t>
         <w:br/>
       </w:r>
     </w:p>
@@ -3302,7 +2520,7 @@
           </w:tcPr>
           <w:p>
             <w:r>
-              <w:t>雨林木风计算机科技有限公司</w:t>
+              <w:t>方正科技传媒有限公司</w:t>
             </w:r>
           </w:p>
         </w:tc>
@@ -3322,17 +2540,17 @@
           </w:tcPr>
           <w:p>
             <w:r>
-              <w:t>693亿</w:t>
-            </w:r>
-          </w:p>
-        </w:tc>
-        <w:tc>
-          <w:tcPr>
-            <w:tcW w:type="dxa" w:w="2160"/>
-          </w:tcPr>
-          <w:p>
-            <w:r>
-              <w:t>18%</w:t>
+              <w:t>501亿</w:t>
+            </w:r>
+          </w:p>
+        </w:tc>
+        <w:tc>
+          <w:tcPr>
+            <w:tcW w:type="dxa" w:w="2160"/>
+          </w:tcPr>
+          <w:p>
+            <w:r>
+              <w:t>29%</w:t>
             </w:r>
           </w:p>
         </w:tc>
@@ -3344,37 +2562,37 @@
           </w:tcPr>
           <w:p>
             <w:r>
-              <w:t>立信电子网络有限公司</w:t>
-            </w:r>
-          </w:p>
-        </w:tc>
-        <w:tc>
-          <w:tcPr>
-            <w:tcW w:type="dxa" w:w="2160"/>
-          </w:tcPr>
-          <w:p>
-            <w:r>
-              <w:t>云计算</w:t>
-            </w:r>
-          </w:p>
-        </w:tc>
-        <w:tc>
-          <w:tcPr>
-            <w:tcW w:type="dxa" w:w="2160"/>
-          </w:tcPr>
-          <w:p>
-            <w:r>
-              <w:t>139亿</w:t>
-            </w:r>
-          </w:p>
-        </w:tc>
-        <w:tc>
-          <w:tcPr>
-            <w:tcW w:type="dxa" w:w="2160"/>
-          </w:tcPr>
-          <w:p>
-            <w:r>
-              <w:t>7%</w:t>
+              <w:t>巨奥传媒有限公司</w:t>
+            </w:r>
+          </w:p>
+        </w:tc>
+        <w:tc>
+          <w:tcPr>
+            <w:tcW w:type="dxa" w:w="2160"/>
+          </w:tcPr>
+          <w:p>
+            <w:r>
+              <w:t>人工智能</w:t>
+            </w:r>
+          </w:p>
+        </w:tc>
+        <w:tc>
+          <w:tcPr>
+            <w:tcW w:type="dxa" w:w="2160"/>
+          </w:tcPr>
+          <w:p>
+            <w:r>
+              <w:t>237亿</w:t>
+            </w:r>
+          </w:p>
+        </w:tc>
+        <w:tc>
+          <w:tcPr>
+            <w:tcW w:type="dxa" w:w="2160"/>
+          </w:tcPr>
+          <w:p>
+            <w:r>
+              <w:t>25%</w:t>
             </w:r>
           </w:p>
         </w:tc>
@@ -3386,37 +2604,37 @@
           </w:tcPr>
           <w:p>
             <w:r>
-              <w:t>鸿睿思博网络有限公司</w:t>
-            </w:r>
-          </w:p>
-        </w:tc>
-        <w:tc>
-          <w:tcPr>
-            <w:tcW w:type="dxa" w:w="2160"/>
-          </w:tcPr>
-          <w:p>
-            <w:r>
-              <w:t>新能源</w:t>
-            </w:r>
-          </w:p>
-        </w:tc>
-        <w:tc>
-          <w:tcPr>
-            <w:tcW w:type="dxa" w:w="2160"/>
-          </w:tcPr>
-          <w:p>
-            <w:r>
-              <w:t>387亿</w:t>
-            </w:r>
-          </w:p>
-        </w:tc>
-        <w:tc>
-          <w:tcPr>
-            <w:tcW w:type="dxa" w:w="2160"/>
-          </w:tcPr>
-          <w:p>
-            <w:r>
-              <w:t>24%</w:t>
+              <w:t>飞利信科技有限公司</w:t>
+            </w:r>
+          </w:p>
+        </w:tc>
+        <w:tc>
+          <w:tcPr>
+            <w:tcW w:type="dxa" w:w="2160"/>
+          </w:tcPr>
+          <w:p>
+            <w:r>
+              <w:t>人工智能</w:t>
+            </w:r>
+          </w:p>
+        </w:tc>
+        <w:tc>
+          <w:tcPr>
+            <w:tcW w:type="dxa" w:w="2160"/>
+          </w:tcPr>
+          <w:p>
+            <w:r>
+              <w:t>750亿</w:t>
+            </w:r>
+          </w:p>
+        </w:tc>
+        <w:tc>
+          <w:tcPr>
+            <w:tcW w:type="dxa" w:w="2160"/>
+          </w:tcPr>
+          <w:p>
+            <w:r>
+              <w:t>22%</w:t>
             </w:r>
           </w:p>
         </w:tc>
@@ -3428,37 +2646,37 @@
           </w:tcPr>
           <w:p>
             <w:r>
-              <w:t>东方峻景传媒有限公司</w:t>
-            </w:r>
-          </w:p>
-        </w:tc>
-        <w:tc>
-          <w:tcPr>
-            <w:tcW w:type="dxa" w:w="2160"/>
-          </w:tcPr>
-          <w:p>
-            <w:r>
-              <w:t>新能源</w:t>
-            </w:r>
-          </w:p>
-        </w:tc>
-        <w:tc>
-          <w:tcPr>
-            <w:tcW w:type="dxa" w:w="2160"/>
-          </w:tcPr>
-          <w:p>
-            <w:r>
-              <w:t>167亿</w:t>
-            </w:r>
-          </w:p>
-        </w:tc>
-        <w:tc>
-          <w:tcPr>
-            <w:tcW w:type="dxa" w:w="2160"/>
-          </w:tcPr>
-          <w:p>
-            <w:r>
-              <w:t>23%</w:t>
+              <w:t>良诺科技有限公司</w:t>
+            </w:r>
+          </w:p>
+        </w:tc>
+        <w:tc>
+          <w:tcPr>
+            <w:tcW w:type="dxa" w:w="2160"/>
+          </w:tcPr>
+          <w:p>
+            <w:r>
+              <w:t>云计算</w:t>
+            </w:r>
+          </w:p>
+        </w:tc>
+        <w:tc>
+          <w:tcPr>
+            <w:tcW w:type="dxa" w:w="2160"/>
+          </w:tcPr>
+          <w:p>
+            <w:r>
+              <w:t>549亿</w:t>
+            </w:r>
+          </w:p>
+        </w:tc>
+        <w:tc>
+          <w:tcPr>
+            <w:tcW w:type="dxa" w:w="2160"/>
+          </w:tcPr>
+          <w:p>
+            <w:r>
+              <w:t>28%</w:t>
             </w:r>
           </w:p>
         </w:tc>
@@ -3470,37 +2688,37 @@
           </w:tcPr>
           <w:p>
             <w:r>
-              <w:t>创汇传媒有限公司</w:t>
-            </w:r>
-          </w:p>
-        </w:tc>
-        <w:tc>
-          <w:tcPr>
-            <w:tcW w:type="dxa" w:w="2160"/>
-          </w:tcPr>
-          <w:p>
-            <w:r>
-              <w:t>新能源</w:t>
-            </w:r>
-          </w:p>
-        </w:tc>
-        <w:tc>
-          <w:tcPr>
-            <w:tcW w:type="dxa" w:w="2160"/>
-          </w:tcPr>
-          <w:p>
-            <w:r>
-              <w:t>291亿</w:t>
-            </w:r>
-          </w:p>
-        </w:tc>
-        <w:tc>
-          <w:tcPr>
-            <w:tcW w:type="dxa" w:w="2160"/>
-          </w:tcPr>
-          <w:p>
-            <w:r>
-              <w:t>26%</w:t>
+              <w:t>精芯信息有限公司</w:t>
+            </w:r>
+          </w:p>
+        </w:tc>
+        <w:tc>
+          <w:tcPr>
+            <w:tcW w:type="dxa" w:w="2160"/>
+          </w:tcPr>
+          <w:p>
+            <w:r>
+              <w:t>半导体</w:t>
+            </w:r>
+          </w:p>
+        </w:tc>
+        <w:tc>
+          <w:tcPr>
+            <w:tcW w:type="dxa" w:w="2160"/>
+          </w:tcPr>
+          <w:p>
+            <w:r>
+              <w:t>301亿</w:t>
+            </w:r>
+          </w:p>
+        </w:tc>
+        <w:tc>
+          <w:tcPr>
+            <w:tcW w:type="dxa" w:w="2160"/>
+          </w:tcPr>
+          <w:p>
+            <w:r>
+              <w:t>22%</w:t>
             </w:r>
           </w:p>
         </w:tc>
@@ -3512,37 +2730,37 @@
           </w:tcPr>
           <w:p>
             <w:r>
-              <w:t>银嘉信息有限公司</w:t>
-            </w:r>
-          </w:p>
-        </w:tc>
-        <w:tc>
-          <w:tcPr>
-            <w:tcW w:type="dxa" w:w="2160"/>
-          </w:tcPr>
-          <w:p>
-            <w:r>
-              <w:t>消费科技</w:t>
-            </w:r>
-          </w:p>
-        </w:tc>
-        <w:tc>
-          <w:tcPr>
-            <w:tcW w:type="dxa" w:w="2160"/>
-          </w:tcPr>
-          <w:p>
-            <w:r>
-              <w:t>624亿</w:t>
-            </w:r>
-          </w:p>
-        </w:tc>
-        <w:tc>
-          <w:tcPr>
-            <w:tcW w:type="dxa" w:w="2160"/>
-          </w:tcPr>
-          <w:p>
-            <w:r>
-              <w:t>5%</w:t>
+              <w:t>信诚致远科技有限公司</w:t>
+            </w:r>
+          </w:p>
+        </w:tc>
+        <w:tc>
+          <w:tcPr>
+            <w:tcW w:type="dxa" w:w="2160"/>
+          </w:tcPr>
+          <w:p>
+            <w:r>
+              <w:t>云计算</w:t>
+            </w:r>
+          </w:p>
+        </w:tc>
+        <w:tc>
+          <w:tcPr>
+            <w:tcW w:type="dxa" w:w="2160"/>
+          </w:tcPr>
+          <w:p>
+            <w:r>
+              <w:t>224亿</w:t>
+            </w:r>
+          </w:p>
+        </w:tc>
+        <w:tc>
+          <w:tcPr>
+            <w:tcW w:type="dxa" w:w="2160"/>
+          </w:tcPr>
+          <w:p>
+            <w:r>
+              <w:t>30%</w:t>
             </w:r>
           </w:p>
         </w:tc>
@@ -3554,37 +2772,37 @@
           </w:tcPr>
           <w:p>
             <w:r>
-              <w:t>鸿睿思博信息有限公司</w:t>
-            </w:r>
-          </w:p>
-        </w:tc>
-        <w:tc>
-          <w:tcPr>
-            <w:tcW w:type="dxa" w:w="2160"/>
-          </w:tcPr>
-          <w:p>
-            <w:r>
-              <w:t>半导体</w:t>
-            </w:r>
-          </w:p>
-        </w:tc>
-        <w:tc>
-          <w:tcPr>
-            <w:tcW w:type="dxa" w:w="2160"/>
-          </w:tcPr>
-          <w:p>
-            <w:r>
-              <w:t>346亿</w:t>
-            </w:r>
-          </w:p>
-        </w:tc>
-        <w:tc>
-          <w:tcPr>
-            <w:tcW w:type="dxa" w:w="2160"/>
-          </w:tcPr>
-          <w:p>
-            <w:r>
-              <w:t>13%</w:t>
+              <w:t>昊嘉科技有限公司</w:t>
+            </w:r>
+          </w:p>
+        </w:tc>
+        <w:tc>
+          <w:tcPr>
+            <w:tcW w:type="dxa" w:w="2160"/>
+          </w:tcPr>
+          <w:p>
+            <w:r>
+              <w:t>医疗科技</w:t>
+            </w:r>
+          </w:p>
+        </w:tc>
+        <w:tc>
+          <w:tcPr>
+            <w:tcW w:type="dxa" w:w="2160"/>
+          </w:tcPr>
+          <w:p>
+            <w:r>
+              <w:t>555亿</w:t>
+            </w:r>
+          </w:p>
+        </w:tc>
+        <w:tc>
+          <w:tcPr>
+            <w:tcW w:type="dxa" w:w="2160"/>
+          </w:tcPr>
+          <w:p>
+            <w:r>
+              <w:t>14%</w:t>
             </w:r>
           </w:p>
         </w:tc>
@@ -3596,37 +2814,37 @@
           </w:tcPr>
           <w:p>
             <w:r>
-              <w:t>立信电子网络有限公司</w:t>
-            </w:r>
-          </w:p>
-        </w:tc>
-        <w:tc>
-          <w:tcPr>
-            <w:tcW w:type="dxa" w:w="2160"/>
-          </w:tcPr>
-          <w:p>
-            <w:r>
-              <w:t>云计算</w:t>
-            </w:r>
-          </w:p>
-        </w:tc>
-        <w:tc>
-          <w:tcPr>
-            <w:tcW w:type="dxa" w:w="2160"/>
-          </w:tcPr>
-          <w:p>
-            <w:r>
-              <w:t>686亿</w:t>
-            </w:r>
-          </w:p>
-        </w:tc>
-        <w:tc>
-          <w:tcPr>
-            <w:tcW w:type="dxa" w:w="2160"/>
-          </w:tcPr>
-          <w:p>
-            <w:r>
-              <w:t>5%</w:t>
+              <w:t>信诚致远网络有限公司</w:t>
+            </w:r>
+          </w:p>
+        </w:tc>
+        <w:tc>
+          <w:tcPr>
+            <w:tcW w:type="dxa" w:w="2160"/>
+          </w:tcPr>
+          <w:p>
+            <w:r>
+              <w:t>半导体</w:t>
+            </w:r>
+          </w:p>
+        </w:tc>
+        <w:tc>
+          <w:tcPr>
+            <w:tcW w:type="dxa" w:w="2160"/>
+          </w:tcPr>
+          <w:p>
+            <w:r>
+              <w:t>250亿</w:t>
+            </w:r>
+          </w:p>
+        </w:tc>
+        <w:tc>
+          <w:tcPr>
+            <w:tcW w:type="dxa" w:w="2160"/>
+          </w:tcPr>
+          <w:p>
+            <w:r>
+              <w:t>7%</w:t>
             </w:r>
           </w:p>
         </w:tc>
@@ -3638,37 +2856,37 @@
           </w:tcPr>
           <w:p>
             <w:r>
-              <w:t>济南亿次元网络有限公司</w:t>
-            </w:r>
-          </w:p>
-        </w:tc>
-        <w:tc>
-          <w:tcPr>
-            <w:tcW w:type="dxa" w:w="2160"/>
-          </w:tcPr>
-          <w:p>
-            <w:r>
-              <w:t>机器人</w:t>
-            </w:r>
-          </w:p>
-        </w:tc>
-        <w:tc>
-          <w:tcPr>
-            <w:tcW w:type="dxa" w:w="2160"/>
-          </w:tcPr>
-          <w:p>
-            <w:r>
-              <w:t>719亿</w:t>
-            </w:r>
-          </w:p>
-        </w:tc>
-        <w:tc>
-          <w:tcPr>
-            <w:tcW w:type="dxa" w:w="2160"/>
-          </w:tcPr>
-          <w:p>
-            <w:r>
-              <w:t>16%</w:t>
+              <w:t>惠派国际公司科技有限公司</w:t>
+            </w:r>
+          </w:p>
+        </w:tc>
+        <w:tc>
+          <w:tcPr>
+            <w:tcW w:type="dxa" w:w="2160"/>
+          </w:tcPr>
+          <w:p>
+            <w:r>
+              <w:t>人工智能</w:t>
+            </w:r>
+          </w:p>
+        </w:tc>
+        <w:tc>
+          <w:tcPr>
+            <w:tcW w:type="dxa" w:w="2160"/>
+          </w:tcPr>
+          <w:p>
+            <w:r>
+              <w:t>230亿</w:t>
+            </w:r>
+          </w:p>
+        </w:tc>
+        <w:tc>
+          <w:tcPr>
+            <w:tcW w:type="dxa" w:w="2160"/>
+          </w:tcPr>
+          <w:p>
+            <w:r>
+              <w:t>23%</w:t>
             </w:r>
           </w:p>
         </w:tc>
@@ -3680,37 +2898,37 @@
           </w:tcPr>
           <w:p>
             <w:r>
-              <w:t>和泰传媒有限公司</w:t>
-            </w:r>
-          </w:p>
-        </w:tc>
-        <w:tc>
-          <w:tcPr>
-            <w:tcW w:type="dxa" w:w="2160"/>
-          </w:tcPr>
-          <w:p>
-            <w:r>
-              <w:t>消费科技</w:t>
-            </w:r>
-          </w:p>
-        </w:tc>
-        <w:tc>
-          <w:tcPr>
-            <w:tcW w:type="dxa" w:w="2160"/>
-          </w:tcPr>
-          <w:p>
-            <w:r>
-              <w:t>522亿</w:t>
-            </w:r>
-          </w:p>
-        </w:tc>
-        <w:tc>
-          <w:tcPr>
-            <w:tcW w:type="dxa" w:w="2160"/>
-          </w:tcPr>
-          <w:p>
-            <w:r>
-              <w:t>25%</w:t>
+              <w:t>华成育卓科技有限公司</w:t>
+            </w:r>
+          </w:p>
+        </w:tc>
+        <w:tc>
+          <w:tcPr>
+            <w:tcW w:type="dxa" w:w="2160"/>
+          </w:tcPr>
+          <w:p>
+            <w:r>
+              <w:t>医疗科技</w:t>
+            </w:r>
+          </w:p>
+        </w:tc>
+        <w:tc>
+          <w:tcPr>
+            <w:tcW w:type="dxa" w:w="2160"/>
+          </w:tcPr>
+          <w:p>
+            <w:r>
+              <w:t>676亿</w:t>
+            </w:r>
+          </w:p>
+        </w:tc>
+        <w:tc>
+          <w:tcPr>
+            <w:tcW w:type="dxa" w:w="2160"/>
+          </w:tcPr>
+          <w:p>
+            <w:r>
+              <w:t>8%</w:t>
             </w:r>
           </w:p>
         </w:tc>
@@ -3722,37 +2940,37 @@
           </w:tcPr>
           <w:p>
             <w:r>
-              <w:t>和泰传媒有限公司</w:t>
-            </w:r>
-          </w:p>
-        </w:tc>
-        <w:tc>
-          <w:tcPr>
-            <w:tcW w:type="dxa" w:w="2160"/>
-          </w:tcPr>
-          <w:p>
-            <w:r>
-              <w:t>消费科技</w:t>
-            </w:r>
-          </w:p>
-        </w:tc>
-        <w:tc>
-          <w:tcPr>
-            <w:tcW w:type="dxa" w:w="2160"/>
-          </w:tcPr>
-          <w:p>
-            <w:r>
-              <w:t>711亿</w:t>
-            </w:r>
-          </w:p>
-        </w:tc>
-        <w:tc>
-          <w:tcPr>
-            <w:tcW w:type="dxa" w:w="2160"/>
-          </w:tcPr>
-          <w:p>
-            <w:r>
-              <w:t>6%</w:t>
+              <w:t>艾提科信科技有限公司</w:t>
+            </w:r>
+          </w:p>
+        </w:tc>
+        <w:tc>
+          <w:tcPr>
+            <w:tcW w:type="dxa" w:w="2160"/>
+          </w:tcPr>
+          <w:p>
+            <w:r>
+              <w:t>云计算</w:t>
+            </w:r>
+          </w:p>
+        </w:tc>
+        <w:tc>
+          <w:tcPr>
+            <w:tcW w:type="dxa" w:w="2160"/>
+          </w:tcPr>
+          <w:p>
+            <w:r>
+              <w:t>735亿</w:t>
+            </w:r>
+          </w:p>
+        </w:tc>
+        <w:tc>
+          <w:tcPr>
+            <w:tcW w:type="dxa" w:w="2160"/>
+          </w:tcPr>
+          <w:p>
+            <w:r>
+              <w:t>7%</w:t>
             </w:r>
           </w:p>
         </w:tc>
@@ -3764,7 +2982,7 @@
           </w:tcPr>
           <w:p>
             <w:r>
-              <w:t>南康网络有限公司</w:t>
+              <w:t>华泰通安传媒有限公司</w:t>
             </w:r>
           </w:p>
         </w:tc>
@@ -3784,17 +3002,17 @@
           </w:tcPr>
           <w:p>
             <w:r>
-              <w:t>765亿</w:t>
-            </w:r>
-          </w:p>
-        </w:tc>
-        <w:tc>
-          <w:tcPr>
-            <w:tcW w:type="dxa" w:w="2160"/>
-          </w:tcPr>
-          <w:p>
-            <w:r>
-              <w:t>11%</w:t>
+              <w:t>149亿</w:t>
+            </w:r>
+          </w:p>
+        </w:tc>
+        <w:tc>
+          <w:tcPr>
+            <w:tcW w:type="dxa" w:w="2160"/>
+          </w:tcPr>
+          <w:p>
+            <w:r>
+              <w:t>8%</w:t>
             </w:r>
           </w:p>
         </w:tc>
@@ -3806,7 +3024,7 @@
           </w:tcPr>
           <w:p>
             <w:r>
-              <w:t>天益科技有限公司</w:t>
+              <w:t>精芯信息有限公司</w:t>
             </w:r>
           </w:p>
         </w:tc>
@@ -3826,17 +3044,17 @@
           </w:tcPr>
           <w:p>
             <w:r>
-              <w:t>706亿</w:t>
-            </w:r>
-          </w:p>
-        </w:tc>
-        <w:tc>
-          <w:tcPr>
-            <w:tcW w:type="dxa" w:w="2160"/>
-          </w:tcPr>
-          <w:p>
-            <w:r>
-              <w:t>17%</w:t>
+              <w:t>701亿</w:t>
+            </w:r>
+          </w:p>
+        </w:tc>
+        <w:tc>
+          <w:tcPr>
+            <w:tcW w:type="dxa" w:w="2160"/>
+          </w:tcPr>
+          <w:p>
+            <w:r>
+              <w:t>28%</w:t>
             </w:r>
           </w:p>
         </w:tc>
@@ -3848,37 +3066,37 @@
           </w:tcPr>
           <w:p>
             <w:r>
-              <w:t>快讯网络有限公司</w:t>
-            </w:r>
-          </w:p>
-        </w:tc>
-        <w:tc>
-          <w:tcPr>
-            <w:tcW w:type="dxa" w:w="2160"/>
-          </w:tcPr>
-          <w:p>
-            <w:r>
-              <w:t>新能源</w:t>
-            </w:r>
-          </w:p>
-        </w:tc>
-        <w:tc>
-          <w:tcPr>
-            <w:tcW w:type="dxa" w:w="2160"/>
-          </w:tcPr>
-          <w:p>
-            <w:r>
-              <w:t>109亿</w:t>
-            </w:r>
-          </w:p>
-        </w:tc>
-        <w:tc>
-          <w:tcPr>
-            <w:tcW w:type="dxa" w:w="2160"/>
-          </w:tcPr>
-          <w:p>
-            <w:r>
-              <w:t>29%</w:t>
+              <w:t>明腾传媒有限公司</w:t>
+            </w:r>
+          </w:p>
+        </w:tc>
+        <w:tc>
+          <w:tcPr>
+            <w:tcW w:type="dxa" w:w="2160"/>
+          </w:tcPr>
+          <w:p>
+            <w:r>
+              <w:t>人工智能</w:t>
+            </w:r>
+          </w:p>
+        </w:tc>
+        <w:tc>
+          <w:tcPr>
+            <w:tcW w:type="dxa" w:w="2160"/>
+          </w:tcPr>
+          <w:p>
+            <w:r>
+              <w:t>369亿</w:t>
+            </w:r>
+          </w:p>
+        </w:tc>
+        <w:tc>
+          <w:tcPr>
+            <w:tcW w:type="dxa" w:w="2160"/>
+          </w:tcPr>
+          <w:p>
+            <w:r>
+              <w:t>27%</w:t>
             </w:r>
           </w:p>
         </w:tc>
@@ -3890,7 +3108,245 @@
           </w:tcPr>
           <w:p>
             <w:r>
-              <w:t>九方信息有限公司</w:t>
+              <w:t>明腾传媒有限公司</w:t>
+            </w:r>
+          </w:p>
+        </w:tc>
+        <w:tc>
+          <w:tcPr>
+            <w:tcW w:type="dxa" w:w="2160"/>
+          </w:tcPr>
+          <w:p>
+            <w:r>
+              <w:t>人工智能</w:t>
+            </w:r>
+          </w:p>
+        </w:tc>
+        <w:tc>
+          <w:tcPr>
+            <w:tcW w:type="dxa" w:w="2160"/>
+          </w:tcPr>
+          <w:p>
+            <w:r>
+              <w:t>365亿</w:t>
+            </w:r>
+          </w:p>
+        </w:tc>
+        <w:tc>
+          <w:tcPr>
+            <w:tcW w:type="dxa" w:w="2160"/>
+          </w:tcPr>
+          <w:p>
+            <w:r>
+              <w:t>26%</w:t>
+            </w:r>
+          </w:p>
+        </w:tc>
+      </w:tr>
+    </w:tbl>
+    <w:p>
+      <w:pPr>
+        <w:pStyle w:val="Heading1"/>
+      </w:pPr>
+      <w:r>
+        <w:t>行业分析 5</w:t>
+      </w:r>
+    </w:p>
+    <w:p>
+      <w:r>
+        <w:br/>
+        <w:t>根据内部财务模型测算，佳禾传媒有限公司 在未来三年</w:t>
+        <w:br/>
+        <w:t>收入复合增长率预计可达到 24% 左右。</w:t>
+        <w:br/>
+        <w:t>该预测基于行业需求增长以及公司产能扩张计划。</w:t>
+        <w:br/>
+      </w:r>
+    </w:p>
+    <w:p>
+      <w:r>
+        <w:br/>
+        <w:t>联通时科传媒有限公司 是中国 消费科技 行业的重要企业之一。</w:t>
+        <w:br/>
+        <w:t>根据华辰资本 投资委员会 的研究，该公司成立于 2014 年，</w:t>
+        <w:br/>
+        <w:t>目前员工规模约 3667 人。公司近年来持续加大研发投入，</w:t>
+        <w:br/>
+        <w:t>在核心技术方面形成了较强的竞争壁垒。</w:t>
+        <w:br/>
+      </w:r>
+    </w:p>
+    <w:p>
+      <w:r>
+        <w:br/>
+        <w:t>风险管理部认为，消费科技 行业仍然面临若干</w:t>
+        <w:br/>
+        <w:t>不确定性因素，包括技术迭代风险、政策变化、</w:t>
+        <w:br/>
+        <w:t>以及市场竞争加剧等问题。</w:t>
+        <w:br/>
+      </w:r>
+    </w:p>
+    <w:p>
+      <w:r>
+        <w:br/>
+        <w:t>根据内部财务模型测算，鑫博腾飞信息有限公司 在未来三年</w:t>
+        <w:br/>
+        <w:t>收入复合增长率预计可达到 24% 左右。</w:t>
+        <w:br/>
+        <w:t>该预测基于行业需求增长以及公司产能扩张计划。</w:t>
+        <w:br/>
+      </w:r>
+    </w:p>
+    <w:p>
+      <w:r>
+        <w:br/>
+        <w:t>从产业链角度看，消费科技 行业主要由上游设备厂商、</w:t>
+        <w:br/>
+        <w:t>中游平台企业以及下游应用厂商组成。</w:t>
+        <w:br/>
+        <w:t>方正科技信息有限公司 主要位于产业链的 下游 环节。</w:t>
+        <w:br/>
+      </w:r>
+    </w:p>
+    <w:p>
+      <w:r>
+        <w:br/>
+        <w:t>华辰资本旗下的 HC Global Macro Fund 在最近的资产配置会议中</w:t>
+        <w:br/>
+        <w:t>讨论了 云计算 行业的投资机会，并对 创联世纪信息有限公司</w:t>
+        <w:br/>
+        <w:t>进行了重点评估。</w:t>
+        <w:br/>
+      </w:r>
+    </w:p>
+    <w:p>
+      <w:r>
+        <w:br/>
+        <w:t>毕博诚信息有限公司 是中国 机器人 行业的重要企业之一。</w:t>
+        <w:br/>
+        <w:t>根据华辰资本 投资委员会 的研究，该公司成立于 2017 年，</w:t>
+        <w:br/>
+        <w:t>目前员工规模约 508 人。公司近年来持续加大研发投入，</w:t>
+        <w:br/>
+        <w:t>在核心技术方面形成了较强的竞争壁垒。</w:t>
+        <w:br/>
+      </w:r>
+    </w:p>
+    <w:p>
+      <w:r>
+        <w:br/>
+        <w:t>风险管理部认为，云计算 行业仍然面临若干</w:t>
+        <w:br/>
+        <w:t>不确定性因素，包括技术迭代风险、政策变化、</w:t>
+        <w:br/>
+        <w:t>以及市场竞争加剧等问题。</w:t>
+        <w:br/>
+      </w:r>
+    </w:p>
+    <w:tbl>
+      <w:tblPr>
+        <w:tblW w:type="auto" w:w="0"/>
+        <w:tblLook w:firstColumn="1" w:firstRow="1" w:lastColumn="0" w:lastRow="0" w:noHBand="0" w:noVBand="1" w:val="04A0"/>
+      </w:tblPr>
+      <w:tblGrid>
+        <w:gridCol w:w="2160"/>
+        <w:gridCol w:w="2160"/>
+        <w:gridCol w:w="2160"/>
+        <w:gridCol w:w="2160"/>
+      </w:tblGrid>
+      <w:tr>
+        <w:tc>
+          <w:tcPr>
+            <w:tcW w:type="dxa" w:w="2160"/>
+          </w:tcPr>
+          <w:p>
+            <w:r>
+              <w:t>公司</w:t>
+            </w:r>
+          </w:p>
+        </w:tc>
+        <w:tc>
+          <w:tcPr>
+            <w:tcW w:type="dxa" w:w="2160"/>
+          </w:tcPr>
+          <w:p>
+            <w:r>
+              <w:t>行业</w:t>
+            </w:r>
+          </w:p>
+        </w:tc>
+        <w:tc>
+          <w:tcPr>
+            <w:tcW w:type="dxa" w:w="2160"/>
+          </w:tcPr>
+          <w:p>
+            <w:r>
+              <w:t>市值</w:t>
+            </w:r>
+          </w:p>
+        </w:tc>
+        <w:tc>
+          <w:tcPr>
+            <w:tcW w:type="dxa" w:w="2160"/>
+          </w:tcPr>
+          <w:p>
+            <w:r>
+              <w:t>增长率</w:t>
+            </w:r>
+          </w:p>
+        </w:tc>
+      </w:tr>
+      <w:tr>
+        <w:tc>
+          <w:tcPr>
+            <w:tcW w:type="dxa" w:w="2160"/>
+          </w:tcPr>
+          <w:p>
+            <w:r>
+              <w:t>雨林木风计算机科技有限公司</w:t>
+            </w:r>
+          </w:p>
+        </w:tc>
+        <w:tc>
+          <w:tcPr>
+            <w:tcW w:type="dxa" w:w="2160"/>
+          </w:tcPr>
+          <w:p>
+            <w:r>
+              <w:t>半导体</w:t>
+            </w:r>
+          </w:p>
+        </w:tc>
+        <w:tc>
+          <w:tcPr>
+            <w:tcW w:type="dxa" w:w="2160"/>
+          </w:tcPr>
+          <w:p>
+            <w:r>
+              <w:t>195亿</w:t>
+            </w:r>
+          </w:p>
+        </w:tc>
+        <w:tc>
+          <w:tcPr>
+            <w:tcW w:type="dxa" w:w="2160"/>
+          </w:tcPr>
+          <w:p>
+            <w:r>
+              <w:t>20%</w:t>
+            </w:r>
+          </w:p>
+        </w:tc>
+      </w:tr>
+      <w:tr>
+        <w:tc>
+          <w:tcPr>
+            <w:tcW w:type="dxa" w:w="2160"/>
+          </w:tcPr>
+          <w:p>
+            <w:r>
+              <w:t>恩悌网络有限公司</w:t>
             </w:r>
           </w:p>
         </w:tc>
@@ -3910,17 +3366,563 @@
           </w:tcPr>
           <w:p>
             <w:r>
-              <w:t>532亿</w:t>
-            </w:r>
-          </w:p>
-        </w:tc>
-        <w:tc>
-          <w:tcPr>
-            <w:tcW w:type="dxa" w:w="2160"/>
-          </w:tcPr>
-          <w:p>
-            <w:r>
-              <w:t>9%</w:t>
+              <w:t>689亿</w:t>
+            </w:r>
+          </w:p>
+        </w:tc>
+        <w:tc>
+          <w:tcPr>
+            <w:tcW w:type="dxa" w:w="2160"/>
+          </w:tcPr>
+          <w:p>
+            <w:r>
+              <w:t>16%</w:t>
+            </w:r>
+          </w:p>
+        </w:tc>
+      </w:tr>
+      <w:tr>
+        <w:tc>
+          <w:tcPr>
+            <w:tcW w:type="dxa" w:w="2160"/>
+          </w:tcPr>
+          <w:p>
+            <w:r>
+              <w:t>艾提科信科技有限公司</w:t>
+            </w:r>
+          </w:p>
+        </w:tc>
+        <w:tc>
+          <w:tcPr>
+            <w:tcW w:type="dxa" w:w="2160"/>
+          </w:tcPr>
+          <w:p>
+            <w:r>
+              <w:t>云计算</w:t>
+            </w:r>
+          </w:p>
+        </w:tc>
+        <w:tc>
+          <w:tcPr>
+            <w:tcW w:type="dxa" w:w="2160"/>
+          </w:tcPr>
+          <w:p>
+            <w:r>
+              <w:t>135亿</w:t>
+            </w:r>
+          </w:p>
+        </w:tc>
+        <w:tc>
+          <w:tcPr>
+            <w:tcW w:type="dxa" w:w="2160"/>
+          </w:tcPr>
+          <w:p>
+            <w:r>
+              <w:t>14%</w:t>
+            </w:r>
+          </w:p>
+        </w:tc>
+      </w:tr>
+      <w:tr>
+        <w:tc>
+          <w:tcPr>
+            <w:tcW w:type="dxa" w:w="2160"/>
+          </w:tcPr>
+          <w:p>
+            <w:r>
+              <w:t>飞利信科技有限公司</w:t>
+            </w:r>
+          </w:p>
+        </w:tc>
+        <w:tc>
+          <w:tcPr>
+            <w:tcW w:type="dxa" w:w="2160"/>
+          </w:tcPr>
+          <w:p>
+            <w:r>
+              <w:t>人工智能</w:t>
+            </w:r>
+          </w:p>
+        </w:tc>
+        <w:tc>
+          <w:tcPr>
+            <w:tcW w:type="dxa" w:w="2160"/>
+          </w:tcPr>
+          <w:p>
+            <w:r>
+              <w:t>329亿</w:t>
+            </w:r>
+          </w:p>
+        </w:tc>
+        <w:tc>
+          <w:tcPr>
+            <w:tcW w:type="dxa" w:w="2160"/>
+          </w:tcPr>
+          <w:p>
+            <w:r>
+              <w:t>7%</w:t>
+            </w:r>
+          </w:p>
+        </w:tc>
+      </w:tr>
+      <w:tr>
+        <w:tc>
+          <w:tcPr>
+            <w:tcW w:type="dxa" w:w="2160"/>
+          </w:tcPr>
+          <w:p>
+            <w:r>
+              <w:t>惠派国际公司科技有限公司</w:t>
+            </w:r>
+          </w:p>
+        </w:tc>
+        <w:tc>
+          <w:tcPr>
+            <w:tcW w:type="dxa" w:w="2160"/>
+          </w:tcPr>
+          <w:p>
+            <w:r>
+              <w:t>人工智能</w:t>
+            </w:r>
+          </w:p>
+        </w:tc>
+        <w:tc>
+          <w:tcPr>
+            <w:tcW w:type="dxa" w:w="2160"/>
+          </w:tcPr>
+          <w:p>
+            <w:r>
+              <w:t>328亿</w:t>
+            </w:r>
+          </w:p>
+        </w:tc>
+        <w:tc>
+          <w:tcPr>
+            <w:tcW w:type="dxa" w:w="2160"/>
+          </w:tcPr>
+          <w:p>
+            <w:r>
+              <w:t>16%</w:t>
+            </w:r>
+          </w:p>
+        </w:tc>
+      </w:tr>
+      <w:tr>
+        <w:tc>
+          <w:tcPr>
+            <w:tcW w:type="dxa" w:w="2160"/>
+          </w:tcPr>
+          <w:p>
+            <w:r>
+              <w:t>佳禾传媒有限公司</w:t>
+            </w:r>
+          </w:p>
+        </w:tc>
+        <w:tc>
+          <w:tcPr>
+            <w:tcW w:type="dxa" w:w="2160"/>
+          </w:tcPr>
+          <w:p>
+            <w:r>
+              <w:t>云计算</w:t>
+            </w:r>
+          </w:p>
+        </w:tc>
+        <w:tc>
+          <w:tcPr>
+            <w:tcW w:type="dxa" w:w="2160"/>
+          </w:tcPr>
+          <w:p>
+            <w:r>
+              <w:t>286亿</w:t>
+            </w:r>
+          </w:p>
+        </w:tc>
+        <w:tc>
+          <w:tcPr>
+            <w:tcW w:type="dxa" w:w="2160"/>
+          </w:tcPr>
+          <w:p>
+            <w:r>
+              <w:t>12%</w:t>
+            </w:r>
+          </w:p>
+        </w:tc>
+      </w:tr>
+      <w:tr>
+        <w:tc>
+          <w:tcPr>
+            <w:tcW w:type="dxa" w:w="2160"/>
+          </w:tcPr>
+          <w:p>
+            <w:r>
+              <w:t>华泰通安传媒有限公司</w:t>
+            </w:r>
+          </w:p>
+        </w:tc>
+        <w:tc>
+          <w:tcPr>
+            <w:tcW w:type="dxa" w:w="2160"/>
+          </w:tcPr>
+          <w:p>
+            <w:r>
+              <w:t>消费科技</w:t>
+            </w:r>
+          </w:p>
+        </w:tc>
+        <w:tc>
+          <w:tcPr>
+            <w:tcW w:type="dxa" w:w="2160"/>
+          </w:tcPr>
+          <w:p>
+            <w:r>
+              <w:t>110亿</w:t>
+            </w:r>
+          </w:p>
+        </w:tc>
+        <w:tc>
+          <w:tcPr>
+            <w:tcW w:type="dxa" w:w="2160"/>
+          </w:tcPr>
+          <w:p>
+            <w:r>
+              <w:t>23%</w:t>
+            </w:r>
+          </w:p>
+        </w:tc>
+      </w:tr>
+      <w:tr>
+        <w:tc>
+          <w:tcPr>
+            <w:tcW w:type="dxa" w:w="2160"/>
+          </w:tcPr>
+          <w:p>
+            <w:r>
+              <w:t>恩悌网络有限公司</w:t>
+            </w:r>
+          </w:p>
+        </w:tc>
+        <w:tc>
+          <w:tcPr>
+            <w:tcW w:type="dxa" w:w="2160"/>
+          </w:tcPr>
+          <w:p>
+            <w:r>
+              <w:t>新能源</w:t>
+            </w:r>
+          </w:p>
+        </w:tc>
+        <w:tc>
+          <w:tcPr>
+            <w:tcW w:type="dxa" w:w="2160"/>
+          </w:tcPr>
+          <w:p>
+            <w:r>
+              <w:t>273亿</w:t>
+            </w:r>
+          </w:p>
+        </w:tc>
+        <w:tc>
+          <w:tcPr>
+            <w:tcW w:type="dxa" w:w="2160"/>
+          </w:tcPr>
+          <w:p>
+            <w:r>
+              <w:t>5%</w:t>
+            </w:r>
+          </w:p>
+        </w:tc>
+      </w:tr>
+      <w:tr>
+        <w:tc>
+          <w:tcPr>
+            <w:tcW w:type="dxa" w:w="2160"/>
+          </w:tcPr>
+          <w:p>
+            <w:r>
+              <w:t>创汇传媒有限公司</w:t>
+            </w:r>
+          </w:p>
+        </w:tc>
+        <w:tc>
+          <w:tcPr>
+            <w:tcW w:type="dxa" w:w="2160"/>
+          </w:tcPr>
+          <w:p>
+            <w:r>
+              <w:t>新能源</w:t>
+            </w:r>
+          </w:p>
+        </w:tc>
+        <w:tc>
+          <w:tcPr>
+            <w:tcW w:type="dxa" w:w="2160"/>
+          </w:tcPr>
+          <w:p>
+            <w:r>
+              <w:t>411亿</w:t>
+            </w:r>
+          </w:p>
+        </w:tc>
+        <w:tc>
+          <w:tcPr>
+            <w:tcW w:type="dxa" w:w="2160"/>
+          </w:tcPr>
+          <w:p>
+            <w:r>
+              <w:t>18%</w:t>
+            </w:r>
+          </w:p>
+        </w:tc>
+      </w:tr>
+      <w:tr>
+        <w:tc>
+          <w:tcPr>
+            <w:tcW w:type="dxa" w:w="2160"/>
+          </w:tcPr>
+          <w:p>
+            <w:r>
+              <w:t>华泰通安传媒有限公司</w:t>
+            </w:r>
+          </w:p>
+        </w:tc>
+        <w:tc>
+          <w:tcPr>
+            <w:tcW w:type="dxa" w:w="2160"/>
+          </w:tcPr>
+          <w:p>
+            <w:r>
+              <w:t>消费科技</w:t>
+            </w:r>
+          </w:p>
+        </w:tc>
+        <w:tc>
+          <w:tcPr>
+            <w:tcW w:type="dxa" w:w="2160"/>
+          </w:tcPr>
+          <w:p>
+            <w:r>
+              <w:t>645亿</w:t>
+            </w:r>
+          </w:p>
+        </w:tc>
+        <w:tc>
+          <w:tcPr>
+            <w:tcW w:type="dxa" w:w="2160"/>
+          </w:tcPr>
+          <w:p>
+            <w:r>
+              <w:t>19%</w:t>
+            </w:r>
+          </w:p>
+        </w:tc>
+      </w:tr>
+      <w:tr>
+        <w:tc>
+          <w:tcPr>
+            <w:tcW w:type="dxa" w:w="2160"/>
+          </w:tcPr>
+          <w:p>
+            <w:r>
+              <w:t>佳禾传媒有限公司</w:t>
+            </w:r>
+          </w:p>
+        </w:tc>
+        <w:tc>
+          <w:tcPr>
+            <w:tcW w:type="dxa" w:w="2160"/>
+          </w:tcPr>
+          <w:p>
+            <w:r>
+              <w:t>云计算</w:t>
+            </w:r>
+          </w:p>
+        </w:tc>
+        <w:tc>
+          <w:tcPr>
+            <w:tcW w:type="dxa" w:w="2160"/>
+          </w:tcPr>
+          <w:p>
+            <w:r>
+              <w:t>689亿</w:t>
+            </w:r>
+          </w:p>
+        </w:tc>
+        <w:tc>
+          <w:tcPr>
+            <w:tcW w:type="dxa" w:w="2160"/>
+          </w:tcPr>
+          <w:p>
+            <w:r>
+              <w:t>21%</w:t>
+            </w:r>
+          </w:p>
+        </w:tc>
+      </w:tr>
+      <w:tr>
+        <w:tc>
+          <w:tcPr>
+            <w:tcW w:type="dxa" w:w="2160"/>
+          </w:tcPr>
+          <w:p>
+            <w:r>
+              <w:t>信诚致远网络有限公司</w:t>
+            </w:r>
+          </w:p>
+        </w:tc>
+        <w:tc>
+          <w:tcPr>
+            <w:tcW w:type="dxa" w:w="2160"/>
+          </w:tcPr>
+          <w:p>
+            <w:r>
+              <w:t>半导体</w:t>
+            </w:r>
+          </w:p>
+        </w:tc>
+        <w:tc>
+          <w:tcPr>
+            <w:tcW w:type="dxa" w:w="2160"/>
+          </w:tcPr>
+          <w:p>
+            <w:r>
+              <w:t>461亿</w:t>
+            </w:r>
+          </w:p>
+        </w:tc>
+        <w:tc>
+          <w:tcPr>
+            <w:tcW w:type="dxa" w:w="2160"/>
+          </w:tcPr>
+          <w:p>
+            <w:r>
+              <w:t>22%</w:t>
+            </w:r>
+          </w:p>
+        </w:tc>
+      </w:tr>
+      <w:tr>
+        <w:tc>
+          <w:tcPr>
+            <w:tcW w:type="dxa" w:w="2160"/>
+          </w:tcPr>
+          <w:p>
+            <w:r>
+              <w:t>戴硕电子网络有限公司</w:t>
+            </w:r>
+          </w:p>
+        </w:tc>
+        <w:tc>
+          <w:tcPr>
+            <w:tcW w:type="dxa" w:w="2160"/>
+          </w:tcPr>
+          <w:p>
+            <w:r>
+              <w:t>新能源</w:t>
+            </w:r>
+          </w:p>
+        </w:tc>
+        <w:tc>
+          <w:tcPr>
+            <w:tcW w:type="dxa" w:w="2160"/>
+          </w:tcPr>
+          <w:p>
+            <w:r>
+              <w:t>109亿</w:t>
+            </w:r>
+          </w:p>
+        </w:tc>
+        <w:tc>
+          <w:tcPr>
+            <w:tcW w:type="dxa" w:w="2160"/>
+          </w:tcPr>
+          <w:p>
+            <w:r>
+              <w:t>13%</w:t>
+            </w:r>
+          </w:p>
+        </w:tc>
+      </w:tr>
+      <w:tr>
+        <w:tc>
+          <w:tcPr>
+            <w:tcW w:type="dxa" w:w="2160"/>
+          </w:tcPr>
+          <w:p>
+            <w:r>
+              <w:t>天开科技有限公司</w:t>
+            </w:r>
+          </w:p>
+        </w:tc>
+        <w:tc>
+          <w:tcPr>
+            <w:tcW w:type="dxa" w:w="2160"/>
+          </w:tcPr>
+          <w:p>
+            <w:r>
+              <w:t>消费科技</w:t>
+            </w:r>
+          </w:p>
+        </w:tc>
+        <w:tc>
+          <w:tcPr>
+            <w:tcW w:type="dxa" w:w="2160"/>
+          </w:tcPr>
+          <w:p>
+            <w:r>
+              <w:t>725亿</w:t>
+            </w:r>
+          </w:p>
+        </w:tc>
+        <w:tc>
+          <w:tcPr>
+            <w:tcW w:type="dxa" w:w="2160"/>
+          </w:tcPr>
+          <w:p>
+            <w:r>
+              <w:t>23%</w:t>
+            </w:r>
+          </w:p>
+        </w:tc>
+      </w:tr>
+      <w:tr>
+        <w:tc>
+          <w:tcPr>
+            <w:tcW w:type="dxa" w:w="2160"/>
+          </w:tcPr>
+          <w:p>
+            <w:r>
+              <w:t>新格林耐特网络有限公司</w:t>
+            </w:r>
+          </w:p>
+        </w:tc>
+        <w:tc>
+          <w:tcPr>
+            <w:tcW w:type="dxa" w:w="2160"/>
+          </w:tcPr>
+          <w:p>
+            <w:r>
+              <w:t>人工智能</w:t>
+            </w:r>
+          </w:p>
+        </w:tc>
+        <w:tc>
+          <w:tcPr>
+            <w:tcW w:type="dxa" w:w="2160"/>
+          </w:tcPr>
+          <w:p>
+            <w:r>
+              <w:t>594亿</w:t>
+            </w:r>
+          </w:p>
+        </w:tc>
+        <w:tc>
+          <w:tcPr>
+            <w:tcW w:type="dxa" w:w="2160"/>
+          </w:tcPr>
+          <w:p>
+            <w:r>
+              <w:t>11%</w:t>
             </w:r>
           </w:p>
         </w:tc>
